--- a/reports/医药健康产业集团政策监测信息简报_20260818.docx
+++ b/reports/医药健康产业集团政策监测信息简报_20260818.docx
@@ -4,7 +4,7 @@
   <w:body>
     <w:p>
       <w:pPr>
-        <w:spacing w:lineRule="exact" w:line="640" w:before="0" w:after="240"/>
+        <w:spacing w:lineRule="exact" w:line="640" w:before="120" w:after="280"/>
         <w:ind w:firstLine="0"/>
         <w:jc w:val="center"/>
       </w:pPr>
@@ -17,6 +17,23 @@
           <w:sz w:val="44"/>
         </w:rPr>
         <w:t>医药健康产业集团政策监测信息简报</w:t>
+      </w:r>
+    </w:p>
+    <w:p>
+      <w:pPr>
+        <w:spacing w:lineRule="exact" w:line="570" w:before="0" w:after="80"/>
+        <w:ind w:firstLine="0"/>
+        <w:jc w:val="left"/>
+      </w:pPr>
+      <w:r>
+        <w:rPr>
+          <w:rFonts w:ascii="Times New Roman" w:hAnsi="Times New Roman" w:eastAsia="方正仿宋简体" w:cs="Times New Roman"/>
+          <w:b/>
+          <w:i w:val="0"/>
+          <w:color w:val="000000"/>
+          <w:sz w:val="32"/>
+        </w:rPr>
+        <w:t>各权属企业、各部门、各重点产业投资平台：</w:t>
       </w:r>
     </w:p>
     <w:p>
@@ -90,7 +107,7 @@
                 <w:b/>
                 <w:i w:val="0"/>
                 <w:color w:val="000000"/>
-                <w:sz w:val="24"/>
+                <w:sz w:val="28"/>
               </w:rPr>
               <w:t>序号</w:t>
             </w:r>
@@ -119,7 +136,7 @@
                 <w:b/>
                 <w:i w:val="0"/>
                 <w:color w:val="000000"/>
-                <w:sz w:val="24"/>
+                <w:sz w:val="28"/>
               </w:rPr>
               <w:t>政策文件名称</w:t>
             </w:r>
@@ -148,7 +165,7 @@
                 <w:b/>
                 <w:i w:val="0"/>
                 <w:color w:val="000000"/>
-                <w:sz w:val="24"/>
+                <w:sz w:val="28"/>
               </w:rPr>
               <w:t>发布机关</w:t>
             </w:r>
@@ -177,7 +194,7 @@
                 <w:b/>
                 <w:i w:val="0"/>
                 <w:color w:val="000000"/>
-                <w:sz w:val="24"/>
+                <w:sz w:val="28"/>
               </w:rPr>
               <w:t>发布日期</w:t>
             </w:r>
@@ -912,7 +929,7 @@
     </w:p>
     <w:p>
       <w:pPr>
-        <w:spacing w:lineRule="exact" w:line="570" w:before="80" w:after="40"/>
+        <w:spacing w:lineRule="exact" w:line="570" w:before="120" w:after="40"/>
         <w:ind w:firstLine="640"/>
         <w:jc w:val="both"/>
       </w:pPr>
@@ -924,7 +941,7 @@
           <w:color w:val="000000"/>
           <w:sz w:val="32"/>
         </w:rPr>
-        <w:t>1. 四川省药品监督管理局关于深化药品医疗器械审评审批制度改革鼓励创新药械发展的若干措施。</w:t>
+        <w:t>1. 《四川省药品监督管理局关于深化药品医疗器械审评审批制度改革鼓励创新药械发展的若干措施》。</w:t>
       </w:r>
     </w:p>
     <w:p>
@@ -965,7 +982,7 @@
           <w:rFonts w:ascii="Times New Roman" w:hAnsi="Times New Roman" w:eastAsia="方正仿宋简体" w:cs="Times New Roman"/>
           <w:b w:val="0"/>
           <w:i w:val="0"/>
-          <w:color w:val="0066CC"/>
+          <w:color w:val="004886"/>
           <w:sz w:val="32"/>
           <w:u w:val="single"/>
         </w:rPr>
@@ -974,7 +991,7 @@
     </w:p>
     <w:p>
       <w:pPr>
-        <w:spacing w:lineRule="exact" w:line="570" w:before="80" w:after="40"/>
+        <w:spacing w:lineRule="exact" w:line="570" w:before="120" w:after="40"/>
         <w:ind w:firstLine="640"/>
         <w:jc w:val="both"/>
       </w:pPr>
@@ -986,7 +1003,7 @@
           <w:color w:val="000000"/>
           <w:sz w:val="32"/>
         </w:rPr>
-        <w:t>2. 四川省发展和改革委员会等部门关于印发《四川省支持医用同位素及放射性药物产业高质量发展若干政策实施细则》的通知。</w:t>
+        <w:t>2. 《四川省发展和改革委员会等部门关于印发《四川省支持医用同位素及放射性药物产业高质量发展若干政策实施细则》的通知》。</w:t>
       </w:r>
     </w:p>
     <w:p>
@@ -1027,7 +1044,7 @@
           <w:rFonts w:ascii="Times New Roman" w:hAnsi="Times New Roman" w:eastAsia="方正仿宋简体" w:cs="Times New Roman"/>
           <w:b w:val="0"/>
           <w:i w:val="0"/>
-          <w:color w:val="0066CC"/>
+          <w:color w:val="004886"/>
           <w:sz w:val="32"/>
           <w:u w:val="single"/>
         </w:rPr>
@@ -1036,7 +1053,7 @@
     </w:p>
     <w:p>
       <w:pPr>
-        <w:spacing w:lineRule="exact" w:line="570" w:before="80" w:after="40"/>
+        <w:spacing w:lineRule="exact" w:line="570" w:before="120" w:after="40"/>
         <w:ind w:firstLine="640"/>
         <w:jc w:val="both"/>
       </w:pPr>
@@ -1048,7 +1065,7 @@
           <w:color w:val="000000"/>
           <w:sz w:val="32"/>
         </w:rPr>
-        <w:t>3. 国家药品监督管理局 国家卫生健康委关于印发《放射性药品审评审批工作程序及临床急需通道操作细则》的通知。</w:t>
+        <w:t>3. 《国家药品监督管理局 国家卫生健康委关于印发《放射性药品审评审批工作程序及临床急需通道操作细则》的通知》。</w:t>
       </w:r>
     </w:p>
     <w:p>
@@ -1089,7 +1106,7 @@
           <w:rFonts w:ascii="Times New Roman" w:hAnsi="Times New Roman" w:eastAsia="方正仿宋简体" w:cs="Times New Roman"/>
           <w:b w:val="0"/>
           <w:i w:val="0"/>
-          <w:color w:val="0066CC"/>
+          <w:color w:val="004886"/>
           <w:sz w:val="32"/>
           <w:u w:val="single"/>
         </w:rPr>
@@ -1098,7 +1115,7 @@
     </w:p>
     <w:p>
       <w:pPr>
-        <w:spacing w:lineRule="exact" w:line="570" w:before="80" w:after="40"/>
+        <w:spacing w:lineRule="exact" w:line="570" w:before="120" w:after="40"/>
         <w:ind w:firstLine="640"/>
         <w:jc w:val="both"/>
       </w:pPr>
@@ -1110,7 +1127,7 @@
           <w:color w:val="000000"/>
           <w:sz w:val="32"/>
         </w:rPr>
-        <w:t>4. 四川省药品监督管理局关于加强放射性药品生产经营监管促进核医疗产业健康发展的指导意见。</w:t>
+        <w:t>4. 《四川省药品监督管理局关于加强放射性药品生产经营监管促进核医疗产业健康发展的指导意见》。</w:t>
       </w:r>
     </w:p>
     <w:p>
@@ -1151,7 +1168,7 @@
           <w:rFonts w:ascii="Times New Roman" w:hAnsi="Times New Roman" w:eastAsia="方正仿宋简体" w:cs="Times New Roman"/>
           <w:b w:val="0"/>
           <w:i w:val="0"/>
-          <w:color w:val="0066CC"/>
+          <w:color w:val="004886"/>
           <w:sz w:val="32"/>
           <w:u w:val="single"/>
         </w:rPr>
@@ -1160,7 +1177,7 @@
     </w:p>
     <w:p>
       <w:pPr>
-        <w:spacing w:lineRule="exact" w:line="570" w:before="80" w:after="40"/>
+        <w:spacing w:lineRule="exact" w:line="570" w:before="120" w:after="40"/>
         <w:ind w:firstLine="640"/>
         <w:jc w:val="both"/>
       </w:pPr>
@@ -1172,7 +1189,7 @@
           <w:color w:val="000000"/>
           <w:sz w:val="32"/>
         </w:rPr>
-        <w:t>5. 四川省科学技术厅关于发布《2026年度重大新药创制与现代中药科技重大专项申报指南》的通知。</w:t>
+        <w:t>5. 《四川省科学技术厅关于发布《2026年度重大新药创制与现代中药科技重大专项申报指南》的通知》。</w:t>
       </w:r>
     </w:p>
     <w:p>
@@ -1213,7 +1230,7 @@
           <w:rFonts w:ascii="Times New Roman" w:hAnsi="Times New Roman" w:eastAsia="方正仿宋简体" w:cs="Times New Roman"/>
           <w:b w:val="0"/>
           <w:i w:val="0"/>
-          <w:color w:val="0066CC"/>
+          <w:color w:val="004886"/>
           <w:sz w:val="32"/>
           <w:u w:val="single"/>
         </w:rPr>
@@ -1222,7 +1239,7 @@
     </w:p>
     <w:p>
       <w:pPr>
-        <w:spacing w:lineRule="exact" w:line="570" w:before="80" w:after="40"/>
+        <w:spacing w:lineRule="exact" w:line="570" w:before="120" w:after="40"/>
         <w:ind w:firstLine="640"/>
         <w:jc w:val="both"/>
       </w:pPr>
@@ -1234,7 +1251,7 @@
           <w:color w:val="000000"/>
           <w:sz w:val="32"/>
         </w:rPr>
-        <w:t>6. 国家药品监督管理局医疗器械技术审评中心关于发布《侵入式与非侵入式脑机接口医疗器械注册审查指导原则》的通告。</w:t>
+        <w:t>6. 《国家药品监督管理局医疗器械技术审评中心关于发布《侵入式与非侵入式脑机接口医疗器械注册审查指导原则》的通告》。</w:t>
       </w:r>
     </w:p>
     <w:p>
@@ -1275,7 +1292,7 @@
           <w:rFonts w:ascii="Times New Roman" w:hAnsi="Times New Roman" w:eastAsia="方正仿宋简体" w:cs="Times New Roman"/>
           <w:b w:val="0"/>
           <w:i w:val="0"/>
-          <w:color w:val="0066CC"/>
+          <w:color w:val="004886"/>
           <w:sz w:val="32"/>
           <w:u w:val="single"/>
         </w:rPr>

--- a/reports/医药健康产业集团政策监测信息简报_20260818.docx
+++ b/reports/医药健康产业集团政策监测信息简报_20260818.docx
@@ -10,30 +10,13 @@
       </w:pPr>
       <w:r>
         <w:rPr>
-          <w:rFonts w:ascii="宋体" w:hAnsi="宋体" w:eastAsia="方正小标宋简体" w:cs="宋体"/>
+          <w:rFonts w:ascii="Times New Roman" w:hAnsi="Times New Roman" w:eastAsia="方正小标宋简体" w:cs="Times New Roman"/>
           <w:b/>
           <w:i w:val="0"/>
           <w:color w:val="000000"/>
           <w:sz w:val="44"/>
         </w:rPr>
         <w:t>医药健康产业集团政策监测信息简报</w:t>
-      </w:r>
-    </w:p>
-    <w:p>
-      <w:pPr>
-        <w:spacing w:lineRule="exact" w:line="570" w:before="0" w:after="80"/>
-        <w:ind w:firstLine="0"/>
-        <w:jc w:val="left"/>
-      </w:pPr>
-      <w:r>
-        <w:rPr>
-          <w:rFonts w:ascii="Times New Roman" w:hAnsi="Times New Roman" w:eastAsia="方正仿宋简体" w:cs="Times New Roman"/>
-          <w:b/>
-          <w:i w:val="0"/>
-          <w:color w:val="000000"/>
-          <w:sz w:val="32"/>
-        </w:rPr>
-        <w:t>各权属企业、各部门、各重点产业投资平台：</w:t>
       </w:r>
     </w:p>
     <w:p>
@@ -61,7 +44,7 @@
       </w:pPr>
       <w:r>
         <w:rPr>
-          <w:rFonts w:ascii="黑体" w:hAnsi="黑体" w:eastAsia="黑体" w:cs="黑体"/>
+          <w:rFonts w:ascii="Times New Roman" w:hAnsi="Times New Roman" w:eastAsia="黑体" w:cs="Times New Roman"/>
           <w:b w:val="0"/>
           <w:i w:val="0"/>
           <w:color w:val="000000"/>
@@ -103,7 +86,7 @@
             <w:r/>
             <w:r>
               <w:rPr>
-                <w:rFonts w:ascii="黑体" w:hAnsi="黑体" w:eastAsia="黑体" w:cs="黑体"/>
+                <w:rFonts w:ascii="Times New Roman" w:hAnsi="Times New Roman" w:eastAsia="黑体" w:cs="Times New Roman"/>
                 <w:b/>
                 <w:i w:val="0"/>
                 <w:color w:val="000000"/>
@@ -132,7 +115,7 @@
             <w:r/>
             <w:r>
               <w:rPr>
-                <w:rFonts w:ascii="黑体" w:hAnsi="黑体" w:eastAsia="黑体" w:cs="黑体"/>
+                <w:rFonts w:ascii="Times New Roman" w:hAnsi="Times New Roman" w:eastAsia="黑体" w:cs="Times New Roman"/>
                 <w:b/>
                 <w:i w:val="0"/>
                 <w:color w:val="000000"/>
@@ -161,7 +144,7 @@
             <w:r/>
             <w:r>
               <w:rPr>
-                <w:rFonts w:ascii="黑体" w:hAnsi="黑体" w:eastAsia="黑体" w:cs="黑体"/>
+                <w:rFonts w:ascii="Times New Roman" w:hAnsi="Times New Roman" w:eastAsia="黑体" w:cs="Times New Roman"/>
                 <w:b/>
                 <w:i w:val="0"/>
                 <w:color w:val="000000"/>
@@ -190,7 +173,7 @@
             <w:r/>
             <w:r>
               <w:rPr>
-                <w:rFonts w:ascii="黑体" w:hAnsi="黑体" w:eastAsia="黑体" w:cs="黑体"/>
+                <w:rFonts w:ascii="Times New Roman" w:hAnsi="Times New Roman" w:eastAsia="黑体" w:cs="Times New Roman"/>
                 <w:b/>
                 <w:i w:val="0"/>
                 <w:color w:val="000000"/>
@@ -680,7 +663,7 @@
             <w:tcBorders>
               <w:top w:val="none"/>
               <w:left w:val="none"/>
-              <w:bottom w:val="none"/>
+              <w:bottom w:val="single" w:sz="12" w:color="000000"/>
               <w:right w:val="none"/>
             </w:tcBorders>
           </w:tcPr>
@@ -709,7 +692,7 @@
             <w:tcBorders>
               <w:top w:val="none"/>
               <w:left w:val="none"/>
-              <w:bottom w:val="none"/>
+              <w:bottom w:val="single" w:sz="12" w:color="000000"/>
               <w:right w:val="none"/>
             </w:tcBorders>
           </w:tcPr>
@@ -738,7 +721,7 @@
             <w:tcBorders>
               <w:top w:val="none"/>
               <w:left w:val="none"/>
-              <w:bottom w:val="none"/>
+              <w:bottom w:val="single" w:sz="12" w:color="000000"/>
               <w:right w:val="none"/>
             </w:tcBorders>
           </w:tcPr>
@@ -767,7 +750,7 @@
             <w:tcBorders>
               <w:top w:val="none"/>
               <w:left w:val="none"/>
-              <w:bottom w:val="none"/>
+              <w:bottom w:val="single" w:sz="12" w:color="000000"/>
               <w:right w:val="none"/>
             </w:tcBorders>
           </w:tcPr>
@@ -791,124 +774,6 @@
           </w:p>
         </w:tc>
       </w:tr>
-      <w:tr>
-        <w:tc>
-          <w:tcPr>
-            <w:tcW w:type="dxa" w:w="794"/>
-            <w:tcBorders>
-              <w:top w:val="none"/>
-              <w:left w:val="none"/>
-              <w:bottom w:val="single" w:sz="12" w:color="000000"/>
-              <w:right w:val="none"/>
-            </w:tcBorders>
-          </w:tcPr>
-          <w:p>
-            <w:pPr>
-              <w:spacing w:line="240" w:lineRule="auto" w:before="60" w:after="60"/>
-              <w:ind w:firstLine="0"/>
-              <w:jc w:val="center"/>
-            </w:pPr>
-            <w:r/>
-            <w:r>
-              <w:rPr>
-                <w:rFonts w:ascii="Times New Roman" w:hAnsi="Times New Roman" w:eastAsia="方正仿宋简体" w:cs="Times New Roman"/>
-                <w:b w:val="0"/>
-                <w:i w:val="0"/>
-                <w:color w:val="000000"/>
-                <w:sz w:val="24"/>
-              </w:rPr>
-              <w:t>6</w:t>
-            </w:r>
-          </w:p>
-        </w:tc>
-        <w:tc>
-          <w:tcPr>
-            <w:tcW w:type="dxa" w:w="4535"/>
-            <w:tcBorders>
-              <w:top w:val="none"/>
-              <w:left w:val="none"/>
-              <w:bottom w:val="single" w:sz="12" w:color="000000"/>
-              <w:right w:val="none"/>
-            </w:tcBorders>
-          </w:tcPr>
-          <w:p>
-            <w:pPr>
-              <w:spacing w:line="240" w:lineRule="auto" w:before="60" w:after="60"/>
-              <w:ind w:firstLine="0"/>
-              <w:jc w:val="left"/>
-            </w:pPr>
-            <w:r/>
-            <w:r>
-              <w:rPr>
-                <w:rFonts w:ascii="Times New Roman" w:hAnsi="Times New Roman" w:eastAsia="方正仿宋简体" w:cs="Times New Roman"/>
-                <w:b w:val="0"/>
-                <w:i w:val="0"/>
-                <w:color w:val="000000"/>
-                <w:sz w:val="24"/>
-              </w:rPr>
-              <w:t>国家药品监督管理局医疗器械技术审评中心关于发布《侵入式与非侵入式脑机接口医疗器械注册审查指导原则》的通告</w:t>
-            </w:r>
-          </w:p>
-        </w:tc>
-        <w:tc>
-          <w:tcPr>
-            <w:tcW w:type="dxa" w:w="2154"/>
-            <w:tcBorders>
-              <w:top w:val="none"/>
-              <w:left w:val="none"/>
-              <w:bottom w:val="single" w:sz="12" w:color="000000"/>
-              <w:right w:val="none"/>
-            </w:tcBorders>
-          </w:tcPr>
-          <w:p>
-            <w:pPr>
-              <w:spacing w:line="240" w:lineRule="auto" w:before="60" w:after="60"/>
-              <w:ind w:firstLine="0"/>
-              <w:jc w:val="left"/>
-            </w:pPr>
-            <w:r/>
-            <w:r>
-              <w:rPr>
-                <w:rFonts w:ascii="Times New Roman" w:hAnsi="Times New Roman" w:eastAsia="方正仿宋简体" w:cs="Times New Roman"/>
-                <w:b w:val="0"/>
-                <w:i w:val="0"/>
-                <w:color w:val="000000"/>
-                <w:sz w:val="24"/>
-              </w:rPr>
-              <w:t>国家药监局器审中心</w:t>
-            </w:r>
-          </w:p>
-        </w:tc>
-        <w:tc>
-          <w:tcPr>
-            <w:tcW w:type="dxa" w:w="1361"/>
-            <w:tcBorders>
-              <w:top w:val="none"/>
-              <w:left w:val="none"/>
-              <w:bottom w:val="single" w:sz="12" w:color="000000"/>
-              <w:right w:val="none"/>
-            </w:tcBorders>
-          </w:tcPr>
-          <w:p>
-            <w:pPr>
-              <w:spacing w:line="240" w:lineRule="auto" w:before="60" w:after="60"/>
-              <w:ind w:firstLine="0"/>
-              <w:jc w:val="center"/>
-            </w:pPr>
-            <w:r/>
-            <w:r>
-              <w:rPr>
-                <w:rFonts w:ascii="Times New Roman" w:hAnsi="Times New Roman" w:eastAsia="方正仿宋简体" w:cs="Times New Roman"/>
-                <w:b w:val="0"/>
-                <w:i w:val="0"/>
-                <w:color w:val="000000"/>
-                <w:sz w:val="24"/>
-              </w:rPr>
-              <w:t>2026-08-11</w:t>
-            </w:r>
-          </w:p>
-        </w:tc>
-      </w:tr>
     </w:tbl>
     <w:p>
       <w:pPr>
@@ -918,7 +783,7 @@
       </w:pPr>
       <w:r>
         <w:rPr>
-          <w:rFonts w:ascii="黑体" w:hAnsi="黑体" w:eastAsia="黑体" w:cs="黑体"/>
+          <w:rFonts w:ascii="Times New Roman" w:hAnsi="Times New Roman" w:eastAsia="黑体" w:cs="Times New Roman"/>
           <w:b w:val="0"/>
           <w:i w:val="0"/>
           <w:color w:val="000000"/>
@@ -1237,68 +1102,6 @@
         <w:t>https://kjt.sc.gov.cn/kjt/gstz/20260812/content_sichuan_major_pharma.shtml</w:t>
       </w:r>
     </w:p>
-    <w:p>
-      <w:pPr>
-        <w:spacing w:lineRule="exact" w:line="570" w:before="120" w:after="40"/>
-        <w:ind w:firstLine="640"/>
-        <w:jc w:val="both"/>
-      </w:pPr>
-      <w:r>
-        <w:rPr>
-          <w:rFonts w:ascii="Times New Roman" w:hAnsi="Times New Roman" w:eastAsia="方正仿宋简体" w:cs="Times New Roman"/>
-          <w:b/>
-          <w:i w:val="0"/>
-          <w:color w:val="000000"/>
-          <w:sz w:val="32"/>
-        </w:rPr>
-        <w:t>6. 《国家药品监督管理局医疗器械技术审评中心关于发布《侵入式与非侵入式脑机接口医疗器械注册审查指导原则》的通告》。</w:t>
-      </w:r>
-    </w:p>
-    <w:p>
-      <w:pPr>
-        <w:spacing w:lineRule="exact" w:line="570" w:before="0" w:after="40"/>
-        <w:ind w:firstLine="640"/>
-        <w:jc w:val="both"/>
-      </w:pPr>
-      <w:r>
-        <w:rPr>
-          <w:rFonts w:ascii="Times New Roman" w:hAnsi="Times New Roman" w:eastAsia="方正仿宋简体" w:cs="Times New Roman"/>
-          <w:b w:val="0"/>
-          <w:i w:val="0"/>
-          <w:color w:val="000000"/>
-          <w:sz w:val="32"/>
-        </w:rPr>
-        <w:t>该文件由国家药监局器审中心于2026-08-11公开发布。文件摘要与核心要点：【注册监管标准明确】2026年第31号：对运动功能重建、神经调控、癫痫及意识障碍诊疗脑机接口医疗器械，系统规定电极生物相容性、无线神经信号解码算法稳定性及临床试验终点设计规范。</w:t>
-      </w:r>
-    </w:p>
-    <w:p>
-      <w:pPr>
-        <w:spacing w:lineRule="exact" w:line="570" w:before="0" w:after="120"/>
-        <w:ind w:firstLine="640"/>
-        <w:jc w:val="both"/>
-      </w:pPr>
-      <w:r>
-        <w:rPr>
-          <w:rFonts w:ascii="Times New Roman" w:hAnsi="Times New Roman" w:eastAsia="方正仿宋简体" w:cs="Times New Roman"/>
-          <w:b w:val="0"/>
-          <w:i w:val="0"/>
-          <w:color w:val="000000"/>
-          <w:sz w:val="32"/>
-        </w:rPr>
-        <w:t>官方原文直达链接：</w:t>
-      </w:r>
-      <w:r>
-        <w:rPr>
-          <w:rFonts w:ascii="Times New Roman" w:hAnsi="Times New Roman" w:eastAsia="方正仿宋简体" w:cs="Times New Roman"/>
-          <w:b w:val="0"/>
-          <w:i w:val="0"/>
-          <w:color w:val="004886"/>
-          <w:sz w:val="32"/>
-          <w:u w:val="single"/>
-        </w:rPr>
-        <w:t>https://www.nmpa.gov.cn/xxgk/ggtg/qtggtg/20260811152000102.html</w:t>
-      </w:r>
-    </w:p>
     <w:sectPr>
       <w:footerReference w:type="default" r:id="rId9"/>
       <w:footerReference w:type="even" r:id="rId10"/>
@@ -1323,7 +1126,7 @@
     <w:r/>
     <w:r>
       <w:rPr>
-        <w:rFonts w:ascii="Times New Roman" w:hAnsi="Times New Roman" w:eastAsia="宋体" w:cs="Times New Roman"/>
+        <w:rFonts w:ascii="Times New Roman" w:hAnsi="Times New Roman" w:eastAsia="Times New Roman" w:cs="Times New Roman"/>
         <w:b w:val="0"/>
         <w:i w:val="0"/>
         <w:color w:val="000000"/>
@@ -1342,7 +1145,7 @@
     </w:r>
     <w:r>
       <w:rPr>
-        <w:rFonts w:ascii="Times New Roman" w:hAnsi="Times New Roman" w:eastAsia="宋体" w:cs="Times New Roman"/>
+        <w:rFonts w:ascii="Times New Roman" w:hAnsi="Times New Roman" w:eastAsia="Times New Roman" w:cs="Times New Roman"/>
         <w:b w:val="0"/>
         <w:i w:val="0"/>
         <w:color w:val="000000"/>
@@ -1355,7 +1158,7 @@
     </w:r>
     <w:r>
       <w:rPr>
-        <w:rFonts w:ascii="Times New Roman" w:hAnsi="Times New Roman" w:eastAsia="宋体" w:cs="Times New Roman"/>
+        <w:rFonts w:ascii="Times New Roman" w:hAnsi="Times New Roman" w:eastAsia="Times New Roman" w:cs="Times New Roman"/>
         <w:b w:val="0"/>
         <w:i w:val="0"/>
         <w:color w:val="000000"/>
@@ -1365,7 +1168,7 @@
     </w:r>
     <w:r>
       <w:rPr>
-        <w:rFonts w:ascii="Times New Roman" w:hAnsi="Times New Roman" w:eastAsia="宋体" w:cs="Times New Roman"/>
+        <w:rFonts w:ascii="Times New Roman" w:hAnsi="Times New Roman" w:eastAsia="Times New Roman" w:cs="Times New Roman"/>
         <w:b w:val="0"/>
         <w:i w:val="0"/>
         <w:color w:val="000000"/>
@@ -1389,7 +1192,7 @@
     <w:r/>
     <w:r>
       <w:rPr>
-        <w:rFonts w:ascii="Times New Roman" w:hAnsi="Times New Roman" w:eastAsia="宋体" w:cs="Times New Roman"/>
+        <w:rFonts w:ascii="Times New Roman" w:hAnsi="Times New Roman" w:eastAsia="Times New Roman" w:cs="Times New Roman"/>
         <w:b w:val="0"/>
         <w:i w:val="0"/>
         <w:color w:val="000000"/>
@@ -1399,7 +1202,7 @@
     </w:r>
     <w:r>
       <w:rPr>
-        <w:rFonts w:ascii="Times New Roman" w:hAnsi="Times New Roman" w:eastAsia="宋体" w:cs="Times New Roman"/>
+        <w:rFonts w:ascii="Times New Roman" w:hAnsi="Times New Roman" w:eastAsia="Times New Roman" w:cs="Times New Roman"/>
         <w:b w:val="0"/>
         <w:i w:val="0"/>
         <w:color w:val="000000"/>
@@ -1418,7 +1221,7 @@
     </w:r>
     <w:r>
       <w:rPr>
-        <w:rFonts w:ascii="Times New Roman" w:hAnsi="Times New Roman" w:eastAsia="宋体" w:cs="Times New Roman"/>
+        <w:rFonts w:ascii="Times New Roman" w:hAnsi="Times New Roman" w:eastAsia="Times New Roman" w:cs="Times New Roman"/>
         <w:b w:val="0"/>
         <w:i w:val="0"/>
         <w:color w:val="000000"/>
@@ -1431,7 +1234,7 @@
     </w:r>
     <w:r>
       <w:rPr>
-        <w:rFonts w:ascii="Times New Roman" w:hAnsi="Times New Roman" w:eastAsia="宋体" w:cs="Times New Roman"/>
+        <w:rFonts w:ascii="Times New Roman" w:hAnsi="Times New Roman" w:eastAsia="Times New Roman" w:cs="Times New Roman"/>
         <w:b w:val="0"/>
         <w:i w:val="0"/>
         <w:color w:val="000000"/>

--- a/reports/医药健康产业集团政策监测信息简报_20260818.docx
+++ b/reports/医药健康产业集团政策监测信息简报_20260818.docx
@@ -21,8 +21,8 @@
     </w:p>
     <w:p>
       <w:pPr>
-        <w:spacing w:lineRule="exact" w:line="570" w:before="0" w:after="120"/>
-        <w:ind w:firstLine="640"/>
+        <w:spacing w:lineRule="exact" w:line="1160" w:before="0" w:after="120"/>
+        <w:ind w:firstLine="560"/>
         <w:jc w:val="both"/>
       </w:pPr>
       <w:r>
@@ -31,15 +31,15 @@
           <w:b w:val="0"/>
           <w:i w:val="0"/>
           <w:color w:val="000000"/>
-          <w:sz w:val="32"/>
+          <w:sz w:val="28"/>
         </w:rPr>
         <w:t>为及时研判行业监管动向与政策红利，现将截至2026年08月18日本周最新发布的医药产业重点政策及文件摘要汇总如下：</w:t>
       </w:r>
     </w:p>
     <w:p>
       <w:pPr>
-        <w:spacing w:lineRule="exact" w:line="570" w:before="120" w:after="80"/>
-        <w:ind w:firstLine="640"/>
+        <w:spacing w:lineRule="exact" w:line="1160" w:before="120" w:after="80"/>
+        <w:ind w:firstLine="560"/>
         <w:jc w:val="both"/>
       </w:pPr>
       <w:r>
@@ -48,7 +48,7 @@
           <w:b w:val="0"/>
           <w:i w:val="0"/>
           <w:color w:val="000000"/>
-          <w:sz w:val="32"/>
+          <w:sz w:val="28"/>
         </w:rPr>
         <w:t>一、本周重点政策速览清单</w:t>
       </w:r>
@@ -197,7 +197,7 @@
           </w:tcPr>
           <w:p>
             <w:pPr>
-              <w:spacing w:line="240" w:lineRule="auto" w:before="60" w:after="60"/>
+              <w:spacing w:line="240" w:lineRule="auto" w:before="80" w:after="80"/>
               <w:ind w:firstLine="0"/>
               <w:jc w:val="center"/>
             </w:pPr>
@@ -208,7 +208,7 @@
                 <w:b w:val="0"/>
                 <w:i w:val="0"/>
                 <w:color w:val="000000"/>
-                <w:sz w:val="24"/>
+                <w:sz w:val="28"/>
               </w:rPr>
               <w:t>1</w:t>
             </w:r>
@@ -226,7 +226,7 @@
           </w:tcPr>
           <w:p>
             <w:pPr>
-              <w:spacing w:line="240" w:lineRule="auto" w:before="60" w:after="60"/>
+              <w:spacing w:line="240" w:lineRule="auto" w:before="80" w:after="80"/>
               <w:ind w:firstLine="0"/>
               <w:jc w:val="left"/>
             </w:pPr>
@@ -237,7 +237,7 @@
                 <w:b w:val="0"/>
                 <w:i w:val="0"/>
                 <w:color w:val="000000"/>
-                <w:sz w:val="24"/>
+                <w:sz w:val="28"/>
               </w:rPr>
               <w:t>四川省药品监督管理局关于深化药品医疗器械审评审批制度改革鼓励创新药械发展的若干措施</w:t>
             </w:r>
@@ -255,7 +255,7 @@
           </w:tcPr>
           <w:p>
             <w:pPr>
-              <w:spacing w:line="240" w:lineRule="auto" w:before="60" w:after="60"/>
+              <w:spacing w:line="240" w:lineRule="auto" w:before="80" w:after="80"/>
               <w:ind w:firstLine="0"/>
               <w:jc w:val="left"/>
             </w:pPr>
@@ -266,7 +266,7 @@
                 <w:b w:val="0"/>
                 <w:i w:val="0"/>
                 <w:color w:val="000000"/>
-                <w:sz w:val="24"/>
+                <w:sz w:val="28"/>
               </w:rPr>
               <w:t>四川省药品监督管理局</w:t>
             </w:r>
@@ -284,7 +284,7 @@
           </w:tcPr>
           <w:p>
             <w:pPr>
-              <w:spacing w:line="240" w:lineRule="auto" w:before="60" w:after="60"/>
+              <w:spacing w:line="240" w:lineRule="auto" w:before="80" w:after="80"/>
               <w:ind w:firstLine="0"/>
               <w:jc w:val="center"/>
             </w:pPr>
@@ -295,7 +295,7 @@
                 <w:b w:val="0"/>
                 <w:i w:val="0"/>
                 <w:color w:val="000000"/>
-                <w:sz w:val="24"/>
+                <w:sz w:val="28"/>
               </w:rPr>
               <w:t>2026-08-16</w:t>
             </w:r>
@@ -315,7 +315,7 @@
           </w:tcPr>
           <w:p>
             <w:pPr>
-              <w:spacing w:line="240" w:lineRule="auto" w:before="60" w:after="60"/>
+              <w:spacing w:line="240" w:lineRule="auto" w:before="80" w:after="80"/>
               <w:ind w:firstLine="0"/>
               <w:jc w:val="center"/>
             </w:pPr>
@@ -326,7 +326,7 @@
                 <w:b w:val="0"/>
                 <w:i w:val="0"/>
                 <w:color w:val="000000"/>
-                <w:sz w:val="24"/>
+                <w:sz w:val="28"/>
               </w:rPr>
               <w:t>2</w:t>
             </w:r>
@@ -344,7 +344,7 @@
           </w:tcPr>
           <w:p>
             <w:pPr>
-              <w:spacing w:line="240" w:lineRule="auto" w:before="60" w:after="60"/>
+              <w:spacing w:line="240" w:lineRule="auto" w:before="80" w:after="80"/>
               <w:ind w:firstLine="0"/>
               <w:jc w:val="left"/>
             </w:pPr>
@@ -355,7 +355,7 @@
                 <w:b w:val="0"/>
                 <w:i w:val="0"/>
                 <w:color w:val="000000"/>
-                <w:sz w:val="24"/>
+                <w:sz w:val="28"/>
               </w:rPr>
               <w:t>四川省发展和改革委员会等部门关于印发《四川省支持医用同位素及放射性药物产业高质量发展若干政策实施细则》的通知</w:t>
             </w:r>
@@ -373,7 +373,7 @@
           </w:tcPr>
           <w:p>
             <w:pPr>
-              <w:spacing w:line="240" w:lineRule="auto" w:before="60" w:after="60"/>
+              <w:spacing w:line="240" w:lineRule="auto" w:before="80" w:after="80"/>
               <w:ind w:firstLine="0"/>
               <w:jc w:val="left"/>
             </w:pPr>
@@ -384,7 +384,7 @@
                 <w:b w:val="0"/>
                 <w:i w:val="0"/>
                 <w:color w:val="000000"/>
-                <w:sz w:val="24"/>
+                <w:sz w:val="28"/>
               </w:rPr>
               <w:t>四川省发展改革委 省经济和信息化厅</w:t>
             </w:r>
@@ -402,7 +402,7 @@
           </w:tcPr>
           <w:p>
             <w:pPr>
-              <w:spacing w:line="240" w:lineRule="auto" w:before="60" w:after="60"/>
+              <w:spacing w:line="240" w:lineRule="auto" w:before="80" w:after="80"/>
               <w:ind w:firstLine="0"/>
               <w:jc w:val="center"/>
             </w:pPr>
@@ -413,7 +413,7 @@
                 <w:b w:val="0"/>
                 <w:i w:val="0"/>
                 <w:color w:val="000000"/>
-                <w:sz w:val="24"/>
+                <w:sz w:val="28"/>
               </w:rPr>
               <w:t>2026-08-15</w:t>
             </w:r>
@@ -433,7 +433,7 @@
           </w:tcPr>
           <w:p>
             <w:pPr>
-              <w:spacing w:line="240" w:lineRule="auto" w:before="60" w:after="60"/>
+              <w:spacing w:line="240" w:lineRule="auto" w:before="80" w:after="80"/>
               <w:ind w:firstLine="0"/>
               <w:jc w:val="center"/>
             </w:pPr>
@@ -444,7 +444,7 @@
                 <w:b w:val="0"/>
                 <w:i w:val="0"/>
                 <w:color w:val="000000"/>
-                <w:sz w:val="24"/>
+                <w:sz w:val="28"/>
               </w:rPr>
               <w:t>3</w:t>
             </w:r>
@@ -462,7 +462,7 @@
           </w:tcPr>
           <w:p>
             <w:pPr>
-              <w:spacing w:line="240" w:lineRule="auto" w:before="60" w:after="60"/>
+              <w:spacing w:line="240" w:lineRule="auto" w:before="80" w:after="80"/>
               <w:ind w:firstLine="0"/>
               <w:jc w:val="left"/>
             </w:pPr>
@@ -473,7 +473,7 @@
                 <w:b w:val="0"/>
                 <w:i w:val="0"/>
                 <w:color w:val="000000"/>
-                <w:sz w:val="24"/>
+                <w:sz w:val="28"/>
               </w:rPr>
               <w:t>国家药品监督管理局 国家卫生健康委关于印发《放射性药品审评审批工作程序及临床急需通道操作细则》的通知</w:t>
             </w:r>
@@ -491,7 +491,7 @@
           </w:tcPr>
           <w:p>
             <w:pPr>
-              <w:spacing w:line="240" w:lineRule="auto" w:before="60" w:after="60"/>
+              <w:spacing w:line="240" w:lineRule="auto" w:before="80" w:after="80"/>
               <w:ind w:firstLine="0"/>
               <w:jc w:val="left"/>
             </w:pPr>
@@ -502,7 +502,7 @@
                 <w:b w:val="0"/>
                 <w:i w:val="0"/>
                 <w:color w:val="000000"/>
-                <w:sz w:val="24"/>
+                <w:sz w:val="28"/>
               </w:rPr>
               <w:t>国家药监局 国家卫健委</w:t>
             </w:r>
@@ -520,7 +520,7 @@
           </w:tcPr>
           <w:p>
             <w:pPr>
-              <w:spacing w:line="240" w:lineRule="auto" w:before="60" w:after="60"/>
+              <w:spacing w:line="240" w:lineRule="auto" w:before="80" w:after="80"/>
               <w:ind w:firstLine="0"/>
               <w:jc w:val="center"/>
             </w:pPr>
@@ -531,7 +531,7 @@
                 <w:b w:val="0"/>
                 <w:i w:val="0"/>
                 <w:color w:val="000000"/>
-                <w:sz w:val="24"/>
+                <w:sz w:val="28"/>
               </w:rPr>
               <w:t>2026-08-14</w:t>
             </w:r>
@@ -551,7 +551,7 @@
           </w:tcPr>
           <w:p>
             <w:pPr>
-              <w:spacing w:line="240" w:lineRule="auto" w:before="60" w:after="60"/>
+              <w:spacing w:line="240" w:lineRule="auto" w:before="80" w:after="80"/>
               <w:ind w:firstLine="0"/>
               <w:jc w:val="center"/>
             </w:pPr>
@@ -562,7 +562,7 @@
                 <w:b w:val="0"/>
                 <w:i w:val="0"/>
                 <w:color w:val="000000"/>
-                <w:sz w:val="24"/>
+                <w:sz w:val="28"/>
               </w:rPr>
               <w:t>4</w:t>
             </w:r>
@@ -580,7 +580,7 @@
           </w:tcPr>
           <w:p>
             <w:pPr>
-              <w:spacing w:line="240" w:lineRule="auto" w:before="60" w:after="60"/>
+              <w:spacing w:line="240" w:lineRule="auto" w:before="80" w:after="80"/>
               <w:ind w:firstLine="0"/>
               <w:jc w:val="left"/>
             </w:pPr>
@@ -591,7 +591,7 @@
                 <w:b w:val="0"/>
                 <w:i w:val="0"/>
                 <w:color w:val="000000"/>
-                <w:sz w:val="24"/>
+                <w:sz w:val="28"/>
               </w:rPr>
               <w:t>四川省药品监督管理局关于加强放射性药品生产经营监管促进核医疗产业健康发展的指导意见</w:t>
             </w:r>
@@ -609,7 +609,7 @@
           </w:tcPr>
           <w:p>
             <w:pPr>
-              <w:spacing w:line="240" w:lineRule="auto" w:before="60" w:after="60"/>
+              <w:spacing w:line="240" w:lineRule="auto" w:before="80" w:after="80"/>
               <w:ind w:firstLine="0"/>
               <w:jc w:val="left"/>
             </w:pPr>
@@ -620,7 +620,7 @@
                 <w:b w:val="0"/>
                 <w:i w:val="0"/>
                 <w:color w:val="000000"/>
-                <w:sz w:val="24"/>
+                <w:sz w:val="28"/>
               </w:rPr>
               <w:t>四川省药品监督管理局</w:t>
             </w:r>
@@ -638,7 +638,7 @@
           </w:tcPr>
           <w:p>
             <w:pPr>
-              <w:spacing w:line="240" w:lineRule="auto" w:before="60" w:after="60"/>
+              <w:spacing w:line="240" w:lineRule="auto" w:before="80" w:after="80"/>
               <w:ind w:firstLine="0"/>
               <w:jc w:val="center"/>
             </w:pPr>
@@ -649,7 +649,7 @@
                 <w:b w:val="0"/>
                 <w:i w:val="0"/>
                 <w:color w:val="000000"/>
-                <w:sz w:val="24"/>
+                <w:sz w:val="28"/>
               </w:rPr>
               <w:t>2026-08-13</w:t>
             </w:r>
@@ -669,7 +669,7 @@
           </w:tcPr>
           <w:p>
             <w:pPr>
-              <w:spacing w:line="240" w:lineRule="auto" w:before="60" w:after="60"/>
+              <w:spacing w:line="240" w:lineRule="auto" w:before="80" w:after="80"/>
               <w:ind w:firstLine="0"/>
               <w:jc w:val="center"/>
             </w:pPr>
@@ -680,7 +680,7 @@
                 <w:b w:val="0"/>
                 <w:i w:val="0"/>
                 <w:color w:val="000000"/>
-                <w:sz w:val="24"/>
+                <w:sz w:val="28"/>
               </w:rPr>
               <w:t>5</w:t>
             </w:r>
@@ -698,7 +698,7 @@
           </w:tcPr>
           <w:p>
             <w:pPr>
-              <w:spacing w:line="240" w:lineRule="auto" w:before="60" w:after="60"/>
+              <w:spacing w:line="240" w:lineRule="auto" w:before="80" w:after="80"/>
               <w:ind w:firstLine="0"/>
               <w:jc w:val="left"/>
             </w:pPr>
@@ -709,7 +709,7 @@
                 <w:b w:val="0"/>
                 <w:i w:val="0"/>
                 <w:color w:val="000000"/>
-                <w:sz w:val="24"/>
+                <w:sz w:val="28"/>
               </w:rPr>
               <w:t>四川省科学技术厅关于发布《2026年度重大新药创制与现代中药科技重大专项申报指南》的通知</w:t>
             </w:r>
@@ -727,7 +727,7 @@
           </w:tcPr>
           <w:p>
             <w:pPr>
-              <w:spacing w:line="240" w:lineRule="auto" w:before="60" w:after="60"/>
+              <w:spacing w:line="240" w:lineRule="auto" w:before="80" w:after="80"/>
               <w:ind w:firstLine="0"/>
               <w:jc w:val="left"/>
             </w:pPr>
@@ -738,7 +738,7 @@
                 <w:b w:val="0"/>
                 <w:i w:val="0"/>
                 <w:color w:val="000000"/>
-                <w:sz w:val="24"/>
+                <w:sz w:val="28"/>
               </w:rPr>
               <w:t>四川省科学技术厅</w:t>
             </w:r>
@@ -756,7 +756,7 @@
           </w:tcPr>
           <w:p>
             <w:pPr>
-              <w:spacing w:line="240" w:lineRule="auto" w:before="60" w:after="60"/>
+              <w:spacing w:line="240" w:lineRule="auto" w:before="80" w:after="80"/>
               <w:ind w:firstLine="0"/>
               <w:jc w:val="center"/>
             </w:pPr>
@@ -767,7 +767,7 @@
                 <w:b w:val="0"/>
                 <w:i w:val="0"/>
                 <w:color w:val="000000"/>
-                <w:sz w:val="24"/>
+                <w:sz w:val="28"/>
               </w:rPr>
               <w:t>2026-08-12</w:t>
             </w:r>
@@ -777,8 +777,8 @@
     </w:tbl>
     <w:p>
       <w:pPr>
-        <w:spacing w:lineRule="exact" w:line="570" w:before="240" w:after="80"/>
-        <w:ind w:firstLine="640"/>
+        <w:spacing w:lineRule="exact" w:line="1160" w:before="240" w:after="80"/>
+        <w:ind w:firstLine="560"/>
         <w:jc w:val="both"/>
       </w:pPr>
       <w:r>
@@ -787,15 +787,15 @@
           <w:b w:val="0"/>
           <w:i w:val="0"/>
           <w:color w:val="000000"/>
-          <w:sz w:val="32"/>
+          <w:sz w:val="28"/>
         </w:rPr>
         <w:t>二、本周重点政策要点与文件摘要</w:t>
       </w:r>
     </w:p>
     <w:p>
       <w:pPr>
-        <w:spacing w:lineRule="exact" w:line="570" w:before="120" w:after="40"/>
-        <w:ind w:firstLine="640"/>
+        <w:spacing w:lineRule="exact" w:line="1160" w:before="120" w:after="40"/>
+        <w:ind w:firstLine="560"/>
         <w:jc w:val="both"/>
       </w:pPr>
       <w:r>
@@ -804,15 +804,15 @@
           <w:b/>
           <w:i w:val="0"/>
           <w:color w:val="000000"/>
-          <w:sz w:val="32"/>
+          <w:sz w:val="28"/>
         </w:rPr>
         <w:t>1. 《四川省药品监督管理局关于深化药品医疗器械审评审批制度改革鼓励创新药械发展的若干措施》。</w:t>
       </w:r>
     </w:p>
     <w:p>
       <w:pPr>
-        <w:spacing w:lineRule="exact" w:line="570" w:before="0" w:after="40"/>
-        <w:ind w:firstLine="640"/>
+        <w:spacing w:lineRule="exact" w:line="1160" w:before="0" w:after="40"/>
+        <w:ind w:firstLine="560"/>
         <w:jc w:val="both"/>
       </w:pPr>
       <w:r>
@@ -821,15 +821,15 @@
           <w:b w:val="0"/>
           <w:i w:val="0"/>
           <w:color w:val="000000"/>
-          <w:sz w:val="32"/>
+          <w:sz w:val="28"/>
         </w:rPr>
         <w:t>该文件由四川省药品监督管理局于2026-08-16公开发布。文件摘要与核心要点：【创新药械绿色通道】川药监发〔2026〕18号：对进入国家和省级重大科技专项的创新药、罕见病治疗药、首创医疗器械实行‘提前介入、一企一策、全程辅导’；压缩审评审批与检验检测时限50%；建立全省生物医药企业申报专班对接机制。</w:t>
       </w:r>
     </w:p>
     <w:p>
       <w:pPr>
-        <w:spacing w:lineRule="exact" w:line="570" w:before="0" w:after="120"/>
-        <w:ind w:firstLine="640"/>
+        <w:spacing w:lineRule="exact" w:line="1160" w:before="0" w:after="120"/>
+        <w:ind w:firstLine="560"/>
         <w:jc w:val="both"/>
       </w:pPr>
       <w:r>
@@ -838,7 +838,7 @@
           <w:b w:val="0"/>
           <w:i w:val="0"/>
           <w:color w:val="000000"/>
-          <w:sz w:val="32"/>
+          <w:sz w:val="28"/>
         </w:rPr>
         <w:t>官方原文直达链接：</w:t>
       </w:r>
@@ -848,7 +848,7 @@
           <w:b w:val="0"/>
           <w:i w:val="0"/>
           <w:color w:val="004886"/>
-          <w:sz w:val="32"/>
+          <w:sz w:val="28"/>
           <w:u w:val="single"/>
         </w:rPr>
         <w:t>https://yjj.sc.gov.cn/scyjj/c103142/2026/8/16/content_sichuan_mpa_innovate.shtml</w:t>
@@ -856,8 +856,8 @@
     </w:p>
     <w:p>
       <w:pPr>
-        <w:spacing w:lineRule="exact" w:line="570" w:before="120" w:after="40"/>
-        <w:ind w:firstLine="640"/>
+        <w:spacing w:lineRule="exact" w:line="1160" w:before="120" w:after="40"/>
+        <w:ind w:firstLine="560"/>
         <w:jc w:val="both"/>
       </w:pPr>
       <w:r>
@@ -866,15 +866,15 @@
           <w:b/>
           <w:i w:val="0"/>
           <w:color w:val="000000"/>
-          <w:sz w:val="32"/>
+          <w:sz w:val="28"/>
         </w:rPr>
         <w:t>2. 《四川省发展和改革委员会等部门关于印发《四川省支持医用同位素及放射性药物产业高质量发展若干政策实施细则》的通知》。</w:t>
       </w:r>
     </w:p>
     <w:p>
       <w:pPr>
-        <w:spacing w:lineRule="exact" w:line="570" w:before="0" w:after="40"/>
-        <w:ind w:firstLine="640"/>
+        <w:spacing w:lineRule="exact" w:line="1160" w:before="0" w:after="40"/>
+        <w:ind w:firstLine="560"/>
         <w:jc w:val="both"/>
       </w:pPr>
       <w:r>
@@ -883,15 +883,15 @@
           <w:b w:val="0"/>
           <w:i w:val="0"/>
           <w:color w:val="000000"/>
-          <w:sz w:val="32"/>
+          <w:sz w:val="28"/>
         </w:rPr>
         <w:t>该文件由四川省发展改革委 省经济和信息化厅于2026-08-15公开发布。文件摘要与核心要点：【资金奖补最高2000万】重点支持医用核素堆照分离纯化线建设、靶向放射性新药研发及临床试验。对取得放射性新药临床批件并开展I/II/III期临床的企业，给予最高2000万元阶梯式后补助；对在川落地建设的医用同位素反应堆给予固定资产投资30%贴息支持。</w:t>
       </w:r>
     </w:p>
     <w:p>
       <w:pPr>
-        <w:spacing w:lineRule="exact" w:line="570" w:before="0" w:after="120"/>
-        <w:ind w:firstLine="640"/>
+        <w:spacing w:lineRule="exact" w:line="1160" w:before="0" w:after="120"/>
+        <w:ind w:firstLine="560"/>
         <w:jc w:val="both"/>
       </w:pPr>
       <w:r>
@@ -900,7 +900,7 @@
           <w:b w:val="0"/>
           <w:i w:val="0"/>
           <w:color w:val="000000"/>
-          <w:sz w:val="32"/>
+          <w:sz w:val="28"/>
         </w:rPr>
         <w:t>官方原文直达链接：</w:t>
       </w:r>
@@ -910,7 +910,7 @@
           <w:b w:val="0"/>
           <w:i w:val="0"/>
           <w:color w:val="004886"/>
-          <w:sz w:val="32"/>
+          <w:sz w:val="28"/>
           <w:u w:val="single"/>
         </w:rPr>
         <w:t>https://fgw.sc.gov.cn/sfgw/c106092/2026/8/15/content_sichuan_nuclear_med.shtml</w:t>
@@ -918,8 +918,8 @@
     </w:p>
     <w:p>
       <w:pPr>
-        <w:spacing w:lineRule="exact" w:line="570" w:before="120" w:after="40"/>
-        <w:ind w:firstLine="640"/>
+        <w:spacing w:lineRule="exact" w:line="1160" w:before="120" w:after="40"/>
+        <w:ind w:firstLine="560"/>
         <w:jc w:val="both"/>
       </w:pPr>
       <w:r>
@@ -928,15 +928,15 @@
           <w:b/>
           <w:i w:val="0"/>
           <w:color w:val="000000"/>
-          <w:sz w:val="32"/>
+          <w:sz w:val="28"/>
         </w:rPr>
         <w:t>3. 《国家药品监督管理局 国家卫生健康委关于印发《放射性药品审评审批工作程序及临床急需通道操作细则》的通知》。</w:t>
       </w:r>
     </w:p>
     <w:p>
       <w:pPr>
-        <w:spacing w:lineRule="exact" w:line="570" w:before="0" w:after="40"/>
-        <w:ind w:firstLine="640"/>
+        <w:spacing w:lineRule="exact" w:line="1160" w:before="0" w:after="40"/>
+        <w:ind w:firstLine="560"/>
         <w:jc w:val="both"/>
       </w:pPr>
       <w:r>
@@ -945,15 +945,15 @@
           <w:b w:val="0"/>
           <w:i w:val="0"/>
           <w:color w:val="000000"/>
-          <w:sz w:val="32"/>
+          <w:sz w:val="28"/>
         </w:rPr>
         <w:t>该文件由国家药监局 国家卫健委于2026-08-14公开发布。文件摘要与核心要点：【审评绿色通道】国药监综药注〔2026〕48号：针对治疗用放射性药物、医用同位素短半衰期特性，建立60个工作日快速审评审批通道与随到随检机制；明确医疗机构自制放射性制剂区域内调剂使用备案流程。</w:t>
       </w:r>
     </w:p>
     <w:p>
       <w:pPr>
-        <w:spacing w:lineRule="exact" w:line="570" w:before="0" w:after="120"/>
-        <w:ind w:firstLine="640"/>
+        <w:spacing w:lineRule="exact" w:line="1160" w:before="0" w:after="120"/>
+        <w:ind w:firstLine="560"/>
         <w:jc w:val="both"/>
       </w:pPr>
       <w:r>
@@ -962,7 +962,7 @@
           <w:b w:val="0"/>
           <w:i w:val="0"/>
           <w:color w:val="000000"/>
-          <w:sz w:val="32"/>
+          <w:sz w:val="28"/>
         </w:rPr>
         <w:t>官方原文直达链接：</w:t>
       </w:r>
@@ -972,7 +972,7 @@
           <w:b w:val="0"/>
           <w:i w:val="0"/>
           <w:color w:val="004886"/>
-          <w:sz w:val="32"/>
+          <w:sz w:val="28"/>
           <w:u w:val="single"/>
         </w:rPr>
         <w:t>https://www.nmpa.gov.cn/xxgk/fgwj/gzwj/gzwjyp/20260814163000101.html</w:t>
@@ -980,8 +980,8 @@
     </w:p>
     <w:p>
       <w:pPr>
-        <w:spacing w:lineRule="exact" w:line="570" w:before="120" w:after="40"/>
-        <w:ind w:firstLine="640"/>
+        <w:spacing w:lineRule="exact" w:line="1160" w:before="120" w:after="40"/>
+        <w:ind w:firstLine="560"/>
         <w:jc w:val="both"/>
       </w:pPr>
       <w:r>
@@ -990,15 +990,15 @@
           <w:b/>
           <w:i w:val="0"/>
           <w:color w:val="000000"/>
-          <w:sz w:val="32"/>
+          <w:sz w:val="28"/>
         </w:rPr>
         <w:t>4. 《四川省药品监督管理局关于加强放射性药品生产经营监管促进核医疗产业健康发展的指导意见》。</w:t>
       </w:r>
     </w:p>
     <w:p>
       <w:pPr>
-        <w:spacing w:lineRule="exact" w:line="570" w:before="0" w:after="40"/>
-        <w:ind w:firstLine="640"/>
+        <w:spacing w:lineRule="exact" w:line="1160" w:before="0" w:after="40"/>
+        <w:ind w:firstLine="560"/>
         <w:jc w:val="both"/>
       </w:pPr>
       <w:r>
@@ -1007,15 +1007,15 @@
           <w:b w:val="0"/>
           <w:i w:val="0"/>
           <w:color w:val="000000"/>
-          <w:sz w:val="32"/>
+          <w:sz w:val="28"/>
         </w:rPr>
         <w:t>该文件由四川省药品监督管理局于2026-08-13公开发布。文件摘要与核心要点：【核药监管与合规保障】川药监办〔2026〕29号：明确短半衰期医用核素及靶向放药生产许可（GMP）快速现场核查规程；支持天府国际生物城及乐山核技术基地建设区域放射性药品检测中心，优化院内放药制剂调剂使用审批流程。</w:t>
       </w:r>
     </w:p>
     <w:p>
       <w:pPr>
-        <w:spacing w:lineRule="exact" w:line="570" w:before="0" w:after="120"/>
-        <w:ind w:firstLine="640"/>
+        <w:spacing w:lineRule="exact" w:line="1160" w:before="0" w:after="120"/>
+        <w:ind w:firstLine="560"/>
         <w:jc w:val="both"/>
       </w:pPr>
       <w:r>
@@ -1024,7 +1024,7 @@
           <w:b w:val="0"/>
           <w:i w:val="0"/>
           <w:color w:val="000000"/>
-          <w:sz w:val="32"/>
+          <w:sz w:val="28"/>
         </w:rPr>
         <w:t>官方原文直达链接：</w:t>
       </w:r>
@@ -1034,7 +1034,7 @@
           <w:b w:val="0"/>
           <w:i w:val="0"/>
           <w:color w:val="004886"/>
-          <w:sz w:val="32"/>
+          <w:sz w:val="28"/>
           <w:u w:val="single"/>
         </w:rPr>
         <w:t>https://yjj.sc.gov.cn/scyjj/c103142/2026/8/13/content_sichuan_mpa_nuclear.shtml</w:t>
@@ -1042,8 +1042,8 @@
     </w:p>
     <w:p>
       <w:pPr>
-        <w:spacing w:lineRule="exact" w:line="570" w:before="120" w:after="40"/>
-        <w:ind w:firstLine="640"/>
+        <w:spacing w:lineRule="exact" w:line="1160" w:before="120" w:after="40"/>
+        <w:ind w:firstLine="560"/>
         <w:jc w:val="both"/>
       </w:pPr>
       <w:r>
@@ -1052,15 +1052,15 @@
           <w:b/>
           <w:i w:val="0"/>
           <w:color w:val="000000"/>
-          <w:sz w:val="32"/>
+          <w:sz w:val="28"/>
         </w:rPr>
         <w:t>5. 《四川省科学技术厅关于发布《2026年度重大新药创制与现代中药科技重大专项申报指南》的通知》。</w:t>
       </w:r>
     </w:p>
     <w:p>
       <w:pPr>
-        <w:spacing w:lineRule="exact" w:line="570" w:before="0" w:after="40"/>
-        <w:ind w:firstLine="640"/>
+        <w:spacing w:lineRule="exact" w:line="1160" w:before="0" w:after="40"/>
+        <w:ind w:firstLine="560"/>
         <w:jc w:val="both"/>
       </w:pPr>
       <w:r>
@@ -1069,15 +1069,15 @@
           <w:b w:val="0"/>
           <w:i w:val="0"/>
           <w:color w:val="000000"/>
-          <w:sz w:val="32"/>
+          <w:sz w:val="28"/>
         </w:rPr>
         <w:t>该文件由四川省科学技术厅于2026-08-12公开发布。文件摘要与核心要点：【科技专项资助最高1000万】川科农〔2026〕62号：重点支持前沿生物药（ADC、双抗、mRNA）、小分子靶向创新药、现代中药大品种二次开发。设立揭榜挂帅项目，单个项目财政科技资金资助最高1000万元，牵头企业自筹配套比例不低于1:1。</w:t>
       </w:r>
     </w:p>
     <w:p>
       <w:pPr>
-        <w:spacing w:lineRule="exact" w:line="570" w:before="0" w:after="120"/>
-        <w:ind w:firstLine="640"/>
+        <w:spacing w:lineRule="exact" w:line="1160" w:before="0" w:after="120"/>
+        <w:ind w:firstLine="560"/>
         <w:jc w:val="both"/>
       </w:pPr>
       <w:r>
@@ -1086,7 +1086,7 @@
           <w:b w:val="0"/>
           <w:i w:val="0"/>
           <w:color w:val="000000"/>
-          <w:sz w:val="32"/>
+          <w:sz w:val="28"/>
         </w:rPr>
         <w:t>官方原文直达链接：</w:t>
       </w:r>
@@ -1096,7 +1096,7 @@
           <w:b w:val="0"/>
           <w:i w:val="0"/>
           <w:color w:val="004886"/>
-          <w:sz w:val="32"/>
+          <w:sz w:val="28"/>
           <w:u w:val="single"/>
         </w:rPr>
         <w:t>https://kjt.sc.gov.cn/kjt/gstz/20260812/content_sichuan_major_pharma.shtml</w:t>

--- a/reports/医药健康产业集团政策监测信息简报_20260818.docx
+++ b/reports/医药健康产业集团政策监测信息简报_20260818.docx
@@ -4,7 +4,7 @@
   <w:body>
     <w:p>
       <w:pPr>
-        <w:spacing w:lineRule="exact" w:line="640" w:before="120" w:after="280"/>
+        <w:spacing w:line="240" w:lineRule="auto" w:before="120" w:after="240"/>
         <w:ind w:firstLine="0"/>
         <w:jc w:val="center"/>
       </w:pPr>
@@ -21,8 +21,8 @@
     </w:p>
     <w:p>
       <w:pPr>
-        <w:spacing w:lineRule="exact" w:line="1160" w:before="0" w:after="120"/>
-        <w:ind w:firstLine="560"/>
+        <w:spacing w:line="240" w:lineRule="auto" w:before="0" w:after="80"/>
+        <w:ind w:firstLine="480"/>
         <w:jc w:val="both"/>
       </w:pPr>
       <w:r>
@@ -31,15 +31,15 @@
           <w:b w:val="0"/>
           <w:i w:val="0"/>
           <w:color w:val="000000"/>
-          <w:sz w:val="28"/>
+          <w:sz w:val="24"/>
         </w:rPr>
         <w:t>为及时研判行业监管动向与政策红利，现将截至2026年08月18日本周最新发布的医药产业重点政策及文件摘要汇总如下：</w:t>
       </w:r>
     </w:p>
     <w:p>
       <w:pPr>
-        <w:spacing w:lineRule="exact" w:line="1160" w:before="120" w:after="80"/>
-        <w:ind w:firstLine="560"/>
+        <w:spacing w:line="240" w:lineRule="auto" w:before="120" w:after="60"/>
+        <w:ind w:firstLine="480"/>
         <w:jc w:val="both"/>
       </w:pPr>
       <w:r>
@@ -48,7 +48,7 @@
           <w:b w:val="0"/>
           <w:i w:val="0"/>
           <w:color w:val="000000"/>
-          <w:sz w:val="28"/>
+          <w:sz w:val="24"/>
         </w:rPr>
         <w:t>一、本周重点政策速览清单</w:t>
       </w:r>
@@ -79,7 +79,7 @@
           </w:tcPr>
           <w:p>
             <w:pPr>
-              <w:spacing w:line="240" w:lineRule="auto" w:before="80" w:after="80"/>
+              <w:spacing w:line="240" w:lineRule="auto" w:before="60" w:after="60"/>
               <w:ind w:firstLine="0"/>
               <w:jc w:val="center"/>
             </w:pPr>
@@ -90,7 +90,7 @@
                 <w:b/>
                 <w:i w:val="0"/>
                 <w:color w:val="000000"/>
-                <w:sz w:val="28"/>
+                <w:sz w:val="24"/>
               </w:rPr>
               <w:t>序号</w:t>
             </w:r>
@@ -108,7 +108,7 @@
           </w:tcPr>
           <w:p>
             <w:pPr>
-              <w:spacing w:line="240" w:lineRule="auto" w:before="80" w:after="80"/>
+              <w:spacing w:line="240" w:lineRule="auto" w:before="60" w:after="60"/>
               <w:ind w:firstLine="0"/>
               <w:jc w:val="center"/>
             </w:pPr>
@@ -119,7 +119,7 @@
                 <w:b/>
                 <w:i w:val="0"/>
                 <w:color w:val="000000"/>
-                <w:sz w:val="28"/>
+                <w:sz w:val="24"/>
               </w:rPr>
               <w:t>政策文件名称</w:t>
             </w:r>
@@ -137,7 +137,7 @@
           </w:tcPr>
           <w:p>
             <w:pPr>
-              <w:spacing w:line="240" w:lineRule="auto" w:before="80" w:after="80"/>
+              <w:spacing w:line="240" w:lineRule="auto" w:before="60" w:after="60"/>
               <w:ind w:firstLine="0"/>
               <w:jc w:val="center"/>
             </w:pPr>
@@ -148,7 +148,7 @@
                 <w:b/>
                 <w:i w:val="0"/>
                 <w:color w:val="000000"/>
-                <w:sz w:val="28"/>
+                <w:sz w:val="24"/>
               </w:rPr>
               <w:t>发布机关</w:t>
             </w:r>
@@ -166,7 +166,7 @@
           </w:tcPr>
           <w:p>
             <w:pPr>
-              <w:spacing w:line="240" w:lineRule="auto" w:before="80" w:after="80"/>
+              <w:spacing w:line="240" w:lineRule="auto" w:before="60" w:after="60"/>
               <w:ind w:firstLine="0"/>
               <w:jc w:val="center"/>
             </w:pPr>
@@ -177,7 +177,7 @@
                 <w:b/>
                 <w:i w:val="0"/>
                 <w:color w:val="000000"/>
-                <w:sz w:val="28"/>
+                <w:sz w:val="24"/>
               </w:rPr>
               <w:t>发布日期</w:t>
             </w:r>
@@ -197,7 +197,7 @@
           </w:tcPr>
           <w:p>
             <w:pPr>
-              <w:spacing w:line="240" w:lineRule="auto" w:before="80" w:after="80"/>
+              <w:spacing w:line="240" w:lineRule="auto" w:before="60" w:after="60"/>
               <w:ind w:firstLine="0"/>
               <w:jc w:val="center"/>
             </w:pPr>
@@ -208,7 +208,7 @@
                 <w:b w:val="0"/>
                 <w:i w:val="0"/>
                 <w:color w:val="000000"/>
-                <w:sz w:val="28"/>
+                <w:sz w:val="24"/>
               </w:rPr>
               <w:t>1</w:t>
             </w:r>
@@ -226,7 +226,7 @@
           </w:tcPr>
           <w:p>
             <w:pPr>
-              <w:spacing w:line="240" w:lineRule="auto" w:before="80" w:after="80"/>
+              <w:spacing w:line="240" w:lineRule="auto" w:before="60" w:after="60"/>
               <w:ind w:firstLine="0"/>
               <w:jc w:val="left"/>
             </w:pPr>
@@ -237,7 +237,7 @@
                 <w:b w:val="0"/>
                 <w:i w:val="0"/>
                 <w:color w:val="000000"/>
-                <w:sz w:val="28"/>
+                <w:sz w:val="24"/>
               </w:rPr>
               <w:t>四川省药品监督管理局关于深化药品医疗器械审评审批制度改革鼓励创新药械发展的若干措施</w:t>
             </w:r>
@@ -255,7 +255,7 @@
           </w:tcPr>
           <w:p>
             <w:pPr>
-              <w:spacing w:line="240" w:lineRule="auto" w:before="80" w:after="80"/>
+              <w:spacing w:line="240" w:lineRule="auto" w:before="60" w:after="60"/>
               <w:ind w:firstLine="0"/>
               <w:jc w:val="left"/>
             </w:pPr>
@@ -266,7 +266,7 @@
                 <w:b w:val="0"/>
                 <w:i w:val="0"/>
                 <w:color w:val="000000"/>
-                <w:sz w:val="28"/>
+                <w:sz w:val="24"/>
               </w:rPr>
               <w:t>四川省药品监督管理局</w:t>
             </w:r>
@@ -284,7 +284,7 @@
           </w:tcPr>
           <w:p>
             <w:pPr>
-              <w:spacing w:line="240" w:lineRule="auto" w:before="80" w:after="80"/>
+              <w:spacing w:line="240" w:lineRule="auto" w:before="60" w:after="60"/>
               <w:ind w:firstLine="0"/>
               <w:jc w:val="center"/>
             </w:pPr>
@@ -295,7 +295,7 @@
                 <w:b w:val="0"/>
                 <w:i w:val="0"/>
                 <w:color w:val="000000"/>
-                <w:sz w:val="28"/>
+                <w:sz w:val="24"/>
               </w:rPr>
               <w:t>2026-08-16</w:t>
             </w:r>
@@ -315,7 +315,7 @@
           </w:tcPr>
           <w:p>
             <w:pPr>
-              <w:spacing w:line="240" w:lineRule="auto" w:before="80" w:after="80"/>
+              <w:spacing w:line="240" w:lineRule="auto" w:before="60" w:after="60"/>
               <w:ind w:firstLine="0"/>
               <w:jc w:val="center"/>
             </w:pPr>
@@ -326,7 +326,7 @@
                 <w:b w:val="0"/>
                 <w:i w:val="0"/>
                 <w:color w:val="000000"/>
-                <w:sz w:val="28"/>
+                <w:sz w:val="24"/>
               </w:rPr>
               <w:t>2</w:t>
             </w:r>
@@ -344,7 +344,7 @@
           </w:tcPr>
           <w:p>
             <w:pPr>
-              <w:spacing w:line="240" w:lineRule="auto" w:before="80" w:after="80"/>
+              <w:spacing w:line="240" w:lineRule="auto" w:before="60" w:after="60"/>
               <w:ind w:firstLine="0"/>
               <w:jc w:val="left"/>
             </w:pPr>
@@ -355,7 +355,7 @@
                 <w:b w:val="0"/>
                 <w:i w:val="0"/>
                 <w:color w:val="000000"/>
-                <w:sz w:val="28"/>
+                <w:sz w:val="24"/>
               </w:rPr>
               <w:t>四川省发展和改革委员会等部门关于印发《四川省支持医用同位素及放射性药物产业高质量发展若干政策实施细则》的通知</w:t>
             </w:r>
@@ -373,7 +373,7 @@
           </w:tcPr>
           <w:p>
             <w:pPr>
-              <w:spacing w:line="240" w:lineRule="auto" w:before="80" w:after="80"/>
+              <w:spacing w:line="240" w:lineRule="auto" w:before="60" w:after="60"/>
               <w:ind w:firstLine="0"/>
               <w:jc w:val="left"/>
             </w:pPr>
@@ -384,7 +384,7 @@
                 <w:b w:val="0"/>
                 <w:i w:val="0"/>
                 <w:color w:val="000000"/>
-                <w:sz w:val="28"/>
+                <w:sz w:val="24"/>
               </w:rPr>
               <w:t>四川省发展改革委 省经济和信息化厅</w:t>
             </w:r>
@@ -402,7 +402,7 @@
           </w:tcPr>
           <w:p>
             <w:pPr>
-              <w:spacing w:line="240" w:lineRule="auto" w:before="80" w:after="80"/>
+              <w:spacing w:line="240" w:lineRule="auto" w:before="60" w:after="60"/>
               <w:ind w:firstLine="0"/>
               <w:jc w:val="center"/>
             </w:pPr>
@@ -413,7 +413,7 @@
                 <w:b w:val="0"/>
                 <w:i w:val="0"/>
                 <w:color w:val="000000"/>
-                <w:sz w:val="28"/>
+                <w:sz w:val="24"/>
               </w:rPr>
               <w:t>2026-08-15</w:t>
             </w:r>
@@ -433,7 +433,7 @@
           </w:tcPr>
           <w:p>
             <w:pPr>
-              <w:spacing w:line="240" w:lineRule="auto" w:before="80" w:after="80"/>
+              <w:spacing w:line="240" w:lineRule="auto" w:before="60" w:after="60"/>
               <w:ind w:firstLine="0"/>
               <w:jc w:val="center"/>
             </w:pPr>
@@ -444,7 +444,7 @@
                 <w:b w:val="0"/>
                 <w:i w:val="0"/>
                 <w:color w:val="000000"/>
-                <w:sz w:val="28"/>
+                <w:sz w:val="24"/>
               </w:rPr>
               <w:t>3</w:t>
             </w:r>
@@ -462,7 +462,7 @@
           </w:tcPr>
           <w:p>
             <w:pPr>
-              <w:spacing w:line="240" w:lineRule="auto" w:before="80" w:after="80"/>
+              <w:spacing w:line="240" w:lineRule="auto" w:before="60" w:after="60"/>
               <w:ind w:firstLine="0"/>
               <w:jc w:val="left"/>
             </w:pPr>
@@ -473,7 +473,7 @@
                 <w:b w:val="0"/>
                 <w:i w:val="0"/>
                 <w:color w:val="000000"/>
-                <w:sz w:val="28"/>
+                <w:sz w:val="24"/>
               </w:rPr>
               <w:t>国家药品监督管理局 国家卫生健康委关于印发《放射性药品审评审批工作程序及临床急需通道操作细则》的通知</w:t>
             </w:r>
@@ -491,7 +491,7 @@
           </w:tcPr>
           <w:p>
             <w:pPr>
-              <w:spacing w:line="240" w:lineRule="auto" w:before="80" w:after="80"/>
+              <w:spacing w:line="240" w:lineRule="auto" w:before="60" w:after="60"/>
               <w:ind w:firstLine="0"/>
               <w:jc w:val="left"/>
             </w:pPr>
@@ -502,7 +502,7 @@
                 <w:b w:val="0"/>
                 <w:i w:val="0"/>
                 <w:color w:val="000000"/>
-                <w:sz w:val="28"/>
+                <w:sz w:val="24"/>
               </w:rPr>
               <w:t>国家药监局 国家卫健委</w:t>
             </w:r>
@@ -520,7 +520,7 @@
           </w:tcPr>
           <w:p>
             <w:pPr>
-              <w:spacing w:line="240" w:lineRule="auto" w:before="80" w:after="80"/>
+              <w:spacing w:line="240" w:lineRule="auto" w:before="60" w:after="60"/>
               <w:ind w:firstLine="0"/>
               <w:jc w:val="center"/>
             </w:pPr>
@@ -531,7 +531,7 @@
                 <w:b w:val="0"/>
                 <w:i w:val="0"/>
                 <w:color w:val="000000"/>
-                <w:sz w:val="28"/>
+                <w:sz w:val="24"/>
               </w:rPr>
               <w:t>2026-08-14</w:t>
             </w:r>
@@ -551,7 +551,7 @@
           </w:tcPr>
           <w:p>
             <w:pPr>
-              <w:spacing w:line="240" w:lineRule="auto" w:before="80" w:after="80"/>
+              <w:spacing w:line="240" w:lineRule="auto" w:before="60" w:after="60"/>
               <w:ind w:firstLine="0"/>
               <w:jc w:val="center"/>
             </w:pPr>
@@ -562,7 +562,7 @@
                 <w:b w:val="0"/>
                 <w:i w:val="0"/>
                 <w:color w:val="000000"/>
-                <w:sz w:val="28"/>
+                <w:sz w:val="24"/>
               </w:rPr>
               <w:t>4</w:t>
             </w:r>
@@ -580,7 +580,7 @@
           </w:tcPr>
           <w:p>
             <w:pPr>
-              <w:spacing w:line="240" w:lineRule="auto" w:before="80" w:after="80"/>
+              <w:spacing w:line="240" w:lineRule="auto" w:before="60" w:after="60"/>
               <w:ind w:firstLine="0"/>
               <w:jc w:val="left"/>
             </w:pPr>
@@ -591,7 +591,7 @@
                 <w:b w:val="0"/>
                 <w:i w:val="0"/>
                 <w:color w:val="000000"/>
-                <w:sz w:val="28"/>
+                <w:sz w:val="24"/>
               </w:rPr>
               <w:t>四川省药品监督管理局关于加强放射性药品生产经营监管促进核医疗产业健康发展的指导意见</w:t>
             </w:r>
@@ -609,7 +609,7 @@
           </w:tcPr>
           <w:p>
             <w:pPr>
-              <w:spacing w:line="240" w:lineRule="auto" w:before="80" w:after="80"/>
+              <w:spacing w:line="240" w:lineRule="auto" w:before="60" w:after="60"/>
               <w:ind w:firstLine="0"/>
               <w:jc w:val="left"/>
             </w:pPr>
@@ -620,7 +620,7 @@
                 <w:b w:val="0"/>
                 <w:i w:val="0"/>
                 <w:color w:val="000000"/>
-                <w:sz w:val="28"/>
+                <w:sz w:val="24"/>
               </w:rPr>
               <w:t>四川省药品监督管理局</w:t>
             </w:r>
@@ -638,7 +638,7 @@
           </w:tcPr>
           <w:p>
             <w:pPr>
-              <w:spacing w:line="240" w:lineRule="auto" w:before="80" w:after="80"/>
+              <w:spacing w:line="240" w:lineRule="auto" w:before="60" w:after="60"/>
               <w:ind w:firstLine="0"/>
               <w:jc w:val="center"/>
             </w:pPr>
@@ -649,7 +649,7 @@
                 <w:b w:val="0"/>
                 <w:i w:val="0"/>
                 <w:color w:val="000000"/>
-                <w:sz w:val="28"/>
+                <w:sz w:val="24"/>
               </w:rPr>
               <w:t>2026-08-13</w:t>
             </w:r>
@@ -669,7 +669,7 @@
           </w:tcPr>
           <w:p>
             <w:pPr>
-              <w:spacing w:line="240" w:lineRule="auto" w:before="80" w:after="80"/>
+              <w:spacing w:line="240" w:lineRule="auto" w:before="60" w:after="60"/>
               <w:ind w:firstLine="0"/>
               <w:jc w:val="center"/>
             </w:pPr>
@@ -680,7 +680,7 @@
                 <w:b w:val="0"/>
                 <w:i w:val="0"/>
                 <w:color w:val="000000"/>
-                <w:sz w:val="28"/>
+                <w:sz w:val="24"/>
               </w:rPr>
               <w:t>5</w:t>
             </w:r>
@@ -698,7 +698,7 @@
           </w:tcPr>
           <w:p>
             <w:pPr>
-              <w:spacing w:line="240" w:lineRule="auto" w:before="80" w:after="80"/>
+              <w:spacing w:line="240" w:lineRule="auto" w:before="60" w:after="60"/>
               <w:ind w:firstLine="0"/>
               <w:jc w:val="left"/>
             </w:pPr>
@@ -709,7 +709,7 @@
                 <w:b w:val="0"/>
                 <w:i w:val="0"/>
                 <w:color w:val="000000"/>
-                <w:sz w:val="28"/>
+                <w:sz w:val="24"/>
               </w:rPr>
               <w:t>四川省科学技术厅关于发布《2026年度重大新药创制与现代中药科技重大专项申报指南》的通知</w:t>
             </w:r>
@@ -727,7 +727,7 @@
           </w:tcPr>
           <w:p>
             <w:pPr>
-              <w:spacing w:line="240" w:lineRule="auto" w:before="80" w:after="80"/>
+              <w:spacing w:line="240" w:lineRule="auto" w:before="60" w:after="60"/>
               <w:ind w:firstLine="0"/>
               <w:jc w:val="left"/>
             </w:pPr>
@@ -738,7 +738,7 @@
                 <w:b w:val="0"/>
                 <w:i w:val="0"/>
                 <w:color w:val="000000"/>
-                <w:sz w:val="28"/>
+                <w:sz w:val="24"/>
               </w:rPr>
               <w:t>四川省科学技术厅</w:t>
             </w:r>
@@ -756,7 +756,7 @@
           </w:tcPr>
           <w:p>
             <w:pPr>
-              <w:spacing w:line="240" w:lineRule="auto" w:before="80" w:after="80"/>
+              <w:spacing w:line="240" w:lineRule="auto" w:before="60" w:after="60"/>
               <w:ind w:firstLine="0"/>
               <w:jc w:val="center"/>
             </w:pPr>
@@ -767,7 +767,7 @@
                 <w:b w:val="0"/>
                 <w:i w:val="0"/>
                 <w:color w:val="000000"/>
-                <w:sz w:val="28"/>
+                <w:sz w:val="24"/>
               </w:rPr>
               <w:t>2026-08-12</w:t>
             </w:r>
@@ -777,8 +777,8 @@
     </w:tbl>
     <w:p>
       <w:pPr>
-        <w:spacing w:lineRule="exact" w:line="1160" w:before="240" w:after="80"/>
-        <w:ind w:firstLine="560"/>
+        <w:spacing w:line="240" w:lineRule="auto" w:before="160" w:after="60"/>
+        <w:ind w:firstLine="480"/>
         <w:jc w:val="both"/>
       </w:pPr>
       <w:r>
@@ -787,15 +787,15 @@
           <w:b w:val="0"/>
           <w:i w:val="0"/>
           <w:color w:val="000000"/>
-          <w:sz w:val="28"/>
+          <w:sz w:val="24"/>
         </w:rPr>
         <w:t>二、本周重点政策要点与文件摘要</w:t>
       </w:r>
     </w:p>
     <w:p>
       <w:pPr>
-        <w:spacing w:lineRule="exact" w:line="1160" w:before="120" w:after="40"/>
-        <w:ind w:firstLine="560"/>
+        <w:spacing w:line="240" w:lineRule="auto" w:before="80" w:after="20"/>
+        <w:ind w:firstLine="480"/>
         <w:jc w:val="both"/>
       </w:pPr>
       <w:r>
@@ -804,15 +804,15 @@
           <w:b/>
           <w:i w:val="0"/>
           <w:color w:val="000000"/>
-          <w:sz w:val="28"/>
+          <w:sz w:val="24"/>
         </w:rPr>
         <w:t>1. 《四川省药品监督管理局关于深化药品医疗器械审评审批制度改革鼓励创新药械发展的若干措施》。</w:t>
       </w:r>
     </w:p>
     <w:p>
       <w:pPr>
-        <w:spacing w:lineRule="exact" w:line="1160" w:before="0" w:after="40"/>
-        <w:ind w:firstLine="560"/>
+        <w:spacing w:line="240" w:lineRule="auto" w:before="0" w:after="20"/>
+        <w:ind w:firstLine="480"/>
         <w:jc w:val="both"/>
       </w:pPr>
       <w:r>
@@ -821,15 +821,15 @@
           <w:b w:val="0"/>
           <w:i w:val="0"/>
           <w:color w:val="000000"/>
-          <w:sz w:val="28"/>
+          <w:sz w:val="24"/>
         </w:rPr>
         <w:t>该文件由四川省药品监督管理局于2026-08-16公开发布。文件摘要与核心要点：【创新药械绿色通道】川药监发〔2026〕18号：对进入国家和省级重大科技专项的创新药、罕见病治疗药、首创医疗器械实行‘提前介入、一企一策、全程辅导’；压缩审评审批与检验检测时限50%；建立全省生物医药企业申报专班对接机制。</w:t>
       </w:r>
     </w:p>
     <w:p>
       <w:pPr>
-        <w:spacing w:lineRule="exact" w:line="1160" w:before="0" w:after="120"/>
-        <w:ind w:firstLine="560"/>
+        <w:spacing w:line="240" w:lineRule="auto" w:before="0" w:after="80"/>
+        <w:ind w:firstLine="480"/>
         <w:jc w:val="both"/>
       </w:pPr>
       <w:r>
@@ -838,7 +838,7 @@
           <w:b w:val="0"/>
           <w:i w:val="0"/>
           <w:color w:val="000000"/>
-          <w:sz w:val="28"/>
+          <w:sz w:val="24"/>
         </w:rPr>
         <w:t>官方原文直达链接：</w:t>
       </w:r>
@@ -848,7 +848,7 @@
           <w:b w:val="0"/>
           <w:i w:val="0"/>
           <w:color w:val="004886"/>
-          <w:sz w:val="28"/>
+          <w:sz w:val="24"/>
           <w:u w:val="single"/>
         </w:rPr>
         <w:t>https://yjj.sc.gov.cn/scyjj/c103142/2026/8/16/content_sichuan_mpa_innovate.shtml</w:t>
@@ -856,8 +856,8 @@
     </w:p>
     <w:p>
       <w:pPr>
-        <w:spacing w:lineRule="exact" w:line="1160" w:before="120" w:after="40"/>
-        <w:ind w:firstLine="560"/>
+        <w:spacing w:line="240" w:lineRule="auto" w:before="80" w:after="20"/>
+        <w:ind w:firstLine="480"/>
         <w:jc w:val="both"/>
       </w:pPr>
       <w:r>
@@ -866,15 +866,15 @@
           <w:b/>
           <w:i w:val="0"/>
           <w:color w:val="000000"/>
-          <w:sz w:val="28"/>
+          <w:sz w:val="24"/>
         </w:rPr>
         <w:t>2. 《四川省发展和改革委员会等部门关于印发《四川省支持医用同位素及放射性药物产业高质量发展若干政策实施细则》的通知》。</w:t>
       </w:r>
     </w:p>
     <w:p>
       <w:pPr>
-        <w:spacing w:lineRule="exact" w:line="1160" w:before="0" w:after="40"/>
-        <w:ind w:firstLine="560"/>
+        <w:spacing w:line="240" w:lineRule="auto" w:before="0" w:after="20"/>
+        <w:ind w:firstLine="480"/>
         <w:jc w:val="both"/>
       </w:pPr>
       <w:r>
@@ -883,15 +883,15 @@
           <w:b w:val="0"/>
           <w:i w:val="0"/>
           <w:color w:val="000000"/>
-          <w:sz w:val="28"/>
+          <w:sz w:val="24"/>
         </w:rPr>
         <w:t>该文件由四川省发展改革委 省经济和信息化厅于2026-08-15公开发布。文件摘要与核心要点：【资金奖补最高2000万】重点支持医用核素堆照分离纯化线建设、靶向放射性新药研发及临床试验。对取得放射性新药临床批件并开展I/II/III期临床的企业，给予最高2000万元阶梯式后补助；对在川落地建设的医用同位素反应堆给予固定资产投资30%贴息支持。</w:t>
       </w:r>
     </w:p>
     <w:p>
       <w:pPr>
-        <w:spacing w:lineRule="exact" w:line="1160" w:before="0" w:after="120"/>
-        <w:ind w:firstLine="560"/>
+        <w:spacing w:line="240" w:lineRule="auto" w:before="0" w:after="80"/>
+        <w:ind w:firstLine="480"/>
         <w:jc w:val="both"/>
       </w:pPr>
       <w:r>
@@ -900,7 +900,7 @@
           <w:b w:val="0"/>
           <w:i w:val="0"/>
           <w:color w:val="000000"/>
-          <w:sz w:val="28"/>
+          <w:sz w:val="24"/>
         </w:rPr>
         <w:t>官方原文直达链接：</w:t>
       </w:r>
@@ -910,7 +910,7 @@
           <w:b w:val="0"/>
           <w:i w:val="0"/>
           <w:color w:val="004886"/>
-          <w:sz w:val="28"/>
+          <w:sz w:val="24"/>
           <w:u w:val="single"/>
         </w:rPr>
         <w:t>https://fgw.sc.gov.cn/sfgw/c106092/2026/8/15/content_sichuan_nuclear_med.shtml</w:t>
@@ -918,8 +918,8 @@
     </w:p>
     <w:p>
       <w:pPr>
-        <w:spacing w:lineRule="exact" w:line="1160" w:before="120" w:after="40"/>
-        <w:ind w:firstLine="560"/>
+        <w:spacing w:line="240" w:lineRule="auto" w:before="80" w:after="20"/>
+        <w:ind w:firstLine="480"/>
         <w:jc w:val="both"/>
       </w:pPr>
       <w:r>
@@ -928,15 +928,15 @@
           <w:b/>
           <w:i w:val="0"/>
           <w:color w:val="000000"/>
-          <w:sz w:val="28"/>
+          <w:sz w:val="24"/>
         </w:rPr>
         <w:t>3. 《国家药品监督管理局 国家卫生健康委关于印发《放射性药品审评审批工作程序及临床急需通道操作细则》的通知》。</w:t>
       </w:r>
     </w:p>
     <w:p>
       <w:pPr>
-        <w:spacing w:lineRule="exact" w:line="1160" w:before="0" w:after="40"/>
-        <w:ind w:firstLine="560"/>
+        <w:spacing w:line="240" w:lineRule="auto" w:before="0" w:after="20"/>
+        <w:ind w:firstLine="480"/>
         <w:jc w:val="both"/>
       </w:pPr>
       <w:r>
@@ -945,15 +945,15 @@
           <w:b w:val="0"/>
           <w:i w:val="0"/>
           <w:color w:val="000000"/>
-          <w:sz w:val="28"/>
+          <w:sz w:val="24"/>
         </w:rPr>
         <w:t>该文件由国家药监局 国家卫健委于2026-08-14公开发布。文件摘要与核心要点：【审评绿色通道】国药监综药注〔2026〕48号：针对治疗用放射性药物、医用同位素短半衰期特性，建立60个工作日快速审评审批通道与随到随检机制；明确医疗机构自制放射性制剂区域内调剂使用备案流程。</w:t>
       </w:r>
     </w:p>
     <w:p>
       <w:pPr>
-        <w:spacing w:lineRule="exact" w:line="1160" w:before="0" w:after="120"/>
-        <w:ind w:firstLine="560"/>
+        <w:spacing w:line="240" w:lineRule="auto" w:before="0" w:after="80"/>
+        <w:ind w:firstLine="480"/>
         <w:jc w:val="both"/>
       </w:pPr>
       <w:r>
@@ -962,7 +962,7 @@
           <w:b w:val="0"/>
           <w:i w:val="0"/>
           <w:color w:val="000000"/>
-          <w:sz w:val="28"/>
+          <w:sz w:val="24"/>
         </w:rPr>
         <w:t>官方原文直达链接：</w:t>
       </w:r>
@@ -972,7 +972,7 @@
           <w:b w:val="0"/>
           <w:i w:val="0"/>
           <w:color w:val="004886"/>
-          <w:sz w:val="28"/>
+          <w:sz w:val="24"/>
           <w:u w:val="single"/>
         </w:rPr>
         <w:t>https://www.nmpa.gov.cn/xxgk/fgwj/gzwj/gzwjyp/20260814163000101.html</w:t>
@@ -980,8 +980,8 @@
     </w:p>
     <w:p>
       <w:pPr>
-        <w:spacing w:lineRule="exact" w:line="1160" w:before="120" w:after="40"/>
-        <w:ind w:firstLine="560"/>
+        <w:spacing w:line="240" w:lineRule="auto" w:before="80" w:after="20"/>
+        <w:ind w:firstLine="480"/>
         <w:jc w:val="both"/>
       </w:pPr>
       <w:r>
@@ -990,15 +990,15 @@
           <w:b/>
           <w:i w:val="0"/>
           <w:color w:val="000000"/>
-          <w:sz w:val="28"/>
+          <w:sz w:val="24"/>
         </w:rPr>
         <w:t>4. 《四川省药品监督管理局关于加强放射性药品生产经营监管促进核医疗产业健康发展的指导意见》。</w:t>
       </w:r>
     </w:p>
     <w:p>
       <w:pPr>
-        <w:spacing w:lineRule="exact" w:line="1160" w:before="0" w:after="40"/>
-        <w:ind w:firstLine="560"/>
+        <w:spacing w:line="240" w:lineRule="auto" w:before="0" w:after="20"/>
+        <w:ind w:firstLine="480"/>
         <w:jc w:val="both"/>
       </w:pPr>
       <w:r>
@@ -1007,15 +1007,15 @@
           <w:b w:val="0"/>
           <w:i w:val="0"/>
           <w:color w:val="000000"/>
-          <w:sz w:val="28"/>
+          <w:sz w:val="24"/>
         </w:rPr>
         <w:t>该文件由四川省药品监督管理局于2026-08-13公开发布。文件摘要与核心要点：【核药监管与合规保障】川药监办〔2026〕29号：明确短半衰期医用核素及靶向放药生产许可（GMP）快速现场核查规程；支持天府国际生物城及乐山核技术基地建设区域放射性药品检测中心，优化院内放药制剂调剂使用审批流程。</w:t>
       </w:r>
     </w:p>
     <w:p>
       <w:pPr>
-        <w:spacing w:lineRule="exact" w:line="1160" w:before="0" w:after="120"/>
-        <w:ind w:firstLine="560"/>
+        <w:spacing w:line="240" w:lineRule="auto" w:before="0" w:after="80"/>
+        <w:ind w:firstLine="480"/>
         <w:jc w:val="both"/>
       </w:pPr>
       <w:r>
@@ -1024,7 +1024,7 @@
           <w:b w:val="0"/>
           <w:i w:val="0"/>
           <w:color w:val="000000"/>
-          <w:sz w:val="28"/>
+          <w:sz w:val="24"/>
         </w:rPr>
         <w:t>官方原文直达链接：</w:t>
       </w:r>
@@ -1034,7 +1034,7 @@
           <w:b w:val="0"/>
           <w:i w:val="0"/>
           <w:color w:val="004886"/>
-          <w:sz w:val="28"/>
+          <w:sz w:val="24"/>
           <w:u w:val="single"/>
         </w:rPr>
         <w:t>https://yjj.sc.gov.cn/scyjj/c103142/2026/8/13/content_sichuan_mpa_nuclear.shtml</w:t>
@@ -1042,8 +1042,8 @@
     </w:p>
     <w:p>
       <w:pPr>
-        <w:spacing w:lineRule="exact" w:line="1160" w:before="120" w:after="40"/>
-        <w:ind w:firstLine="560"/>
+        <w:spacing w:line="240" w:lineRule="auto" w:before="80" w:after="20"/>
+        <w:ind w:firstLine="480"/>
         <w:jc w:val="both"/>
       </w:pPr>
       <w:r>
@@ -1052,15 +1052,15 @@
           <w:b/>
           <w:i w:val="0"/>
           <w:color w:val="000000"/>
-          <w:sz w:val="28"/>
+          <w:sz w:val="24"/>
         </w:rPr>
         <w:t>5. 《四川省科学技术厅关于发布《2026年度重大新药创制与现代中药科技重大专项申报指南》的通知》。</w:t>
       </w:r>
     </w:p>
     <w:p>
       <w:pPr>
-        <w:spacing w:lineRule="exact" w:line="1160" w:before="0" w:after="40"/>
-        <w:ind w:firstLine="560"/>
+        <w:spacing w:line="240" w:lineRule="auto" w:before="0" w:after="20"/>
+        <w:ind w:firstLine="480"/>
         <w:jc w:val="both"/>
       </w:pPr>
       <w:r>
@@ -1069,15 +1069,15 @@
           <w:b w:val="0"/>
           <w:i w:val="0"/>
           <w:color w:val="000000"/>
-          <w:sz w:val="28"/>
+          <w:sz w:val="24"/>
         </w:rPr>
         <w:t>该文件由四川省科学技术厅于2026-08-12公开发布。文件摘要与核心要点：【科技专项资助最高1000万】川科农〔2026〕62号：重点支持前沿生物药（ADC、双抗、mRNA）、小分子靶向创新药、现代中药大品种二次开发。设立揭榜挂帅项目，单个项目财政科技资金资助最高1000万元，牵头企业自筹配套比例不低于1:1。</w:t>
       </w:r>
     </w:p>
     <w:p>
       <w:pPr>
-        <w:spacing w:lineRule="exact" w:line="1160" w:before="0" w:after="120"/>
-        <w:ind w:firstLine="560"/>
+        <w:spacing w:line="240" w:lineRule="auto" w:before="0" w:after="80"/>
+        <w:ind w:firstLine="480"/>
         <w:jc w:val="both"/>
       </w:pPr>
       <w:r>
@@ -1086,7 +1086,7 @@
           <w:b w:val="0"/>
           <w:i w:val="0"/>
           <w:color w:val="000000"/>
-          <w:sz w:val="28"/>
+          <w:sz w:val="24"/>
         </w:rPr>
         <w:t>官方原文直达链接：</w:t>
       </w:r>
@@ -1096,7 +1096,7 @@
           <w:b w:val="0"/>
           <w:i w:val="0"/>
           <w:color w:val="004886"/>
-          <w:sz w:val="28"/>
+          <w:sz w:val="24"/>
           <w:u w:val="single"/>
         </w:rPr>
         <w:t>https://kjt.sc.gov.cn/kjt/gstz/20260812/content_sichuan_major_pharma.shtml</w:t>

--- a/reports/医药健康产业集团政策监测信息简报_20260818.docx
+++ b/reports/医药健康产业集团政策监测信息简报_20260818.docx
@@ -4,7 +4,7 @@
   <w:body>
     <w:p>
       <w:pPr>
-        <w:spacing w:line="240" w:lineRule="auto" w:before="120" w:after="240"/>
+        <w:spacing w:line="360" w:lineRule="auto" w:before="120" w:after="240"/>
         <w:ind w:firstLine="0"/>
         <w:jc w:val="center"/>
       </w:pPr>
@@ -21,7 +21,7 @@
     </w:p>
     <w:p>
       <w:pPr>
-        <w:spacing w:line="240" w:lineRule="auto" w:before="0" w:after="80"/>
+        <w:spacing w:line="360" w:lineRule="auto" w:before="0" w:after="80"/>
         <w:ind w:firstLine="480"/>
         <w:jc w:val="both"/>
       </w:pPr>
@@ -38,7 +38,7 @@
     </w:p>
     <w:p>
       <w:pPr>
-        <w:spacing w:line="240" w:lineRule="auto" w:before="120" w:after="60"/>
+        <w:spacing w:line="360" w:lineRule="auto" w:before="120" w:after="60"/>
         <w:ind w:firstLine="480"/>
         <w:jc w:val="both"/>
       </w:pPr>
@@ -777,7 +777,7 @@
     </w:tbl>
     <w:p>
       <w:pPr>
-        <w:spacing w:line="240" w:lineRule="auto" w:before="160" w:after="60"/>
+        <w:spacing w:line="360" w:lineRule="auto" w:before="160" w:after="60"/>
         <w:ind w:firstLine="480"/>
         <w:jc w:val="both"/>
       </w:pPr>
@@ -794,7 +794,7 @@
     </w:p>
     <w:p>
       <w:pPr>
-        <w:spacing w:line="240" w:lineRule="auto" w:before="80" w:after="20"/>
+        <w:spacing w:line="360" w:lineRule="auto" w:before="80" w:after="20"/>
         <w:ind w:firstLine="480"/>
         <w:jc w:val="both"/>
       </w:pPr>
@@ -811,7 +811,7 @@
     </w:p>
     <w:p>
       <w:pPr>
-        <w:spacing w:line="240" w:lineRule="auto" w:before="0" w:after="20"/>
+        <w:spacing w:line="360" w:lineRule="auto" w:before="0" w:after="20"/>
         <w:ind w:firstLine="480"/>
         <w:jc w:val="both"/>
       </w:pPr>
@@ -828,7 +828,7 @@
     </w:p>
     <w:p>
       <w:pPr>
-        <w:spacing w:line="240" w:lineRule="auto" w:before="0" w:after="80"/>
+        <w:spacing w:line="360" w:lineRule="auto" w:before="0" w:after="80"/>
         <w:ind w:firstLine="480"/>
         <w:jc w:val="both"/>
       </w:pPr>
@@ -856,7 +856,7 @@
     </w:p>
     <w:p>
       <w:pPr>
-        <w:spacing w:line="240" w:lineRule="auto" w:before="80" w:after="20"/>
+        <w:spacing w:line="360" w:lineRule="auto" w:before="80" w:after="20"/>
         <w:ind w:firstLine="480"/>
         <w:jc w:val="both"/>
       </w:pPr>
@@ -873,7 +873,7 @@
     </w:p>
     <w:p>
       <w:pPr>
-        <w:spacing w:line="240" w:lineRule="auto" w:before="0" w:after="20"/>
+        <w:spacing w:line="360" w:lineRule="auto" w:before="0" w:after="20"/>
         <w:ind w:firstLine="480"/>
         <w:jc w:val="both"/>
       </w:pPr>
@@ -890,7 +890,7 @@
     </w:p>
     <w:p>
       <w:pPr>
-        <w:spacing w:line="240" w:lineRule="auto" w:before="0" w:after="80"/>
+        <w:spacing w:line="360" w:lineRule="auto" w:before="0" w:after="80"/>
         <w:ind w:firstLine="480"/>
         <w:jc w:val="both"/>
       </w:pPr>
@@ -918,7 +918,7 @@
     </w:p>
     <w:p>
       <w:pPr>
-        <w:spacing w:line="240" w:lineRule="auto" w:before="80" w:after="20"/>
+        <w:spacing w:line="360" w:lineRule="auto" w:before="80" w:after="20"/>
         <w:ind w:firstLine="480"/>
         <w:jc w:val="both"/>
       </w:pPr>
@@ -935,7 +935,7 @@
     </w:p>
     <w:p>
       <w:pPr>
-        <w:spacing w:line="240" w:lineRule="auto" w:before="0" w:after="20"/>
+        <w:spacing w:line="360" w:lineRule="auto" w:before="0" w:after="20"/>
         <w:ind w:firstLine="480"/>
         <w:jc w:val="both"/>
       </w:pPr>
@@ -952,7 +952,7 @@
     </w:p>
     <w:p>
       <w:pPr>
-        <w:spacing w:line="240" w:lineRule="auto" w:before="0" w:after="80"/>
+        <w:spacing w:line="360" w:lineRule="auto" w:before="0" w:after="80"/>
         <w:ind w:firstLine="480"/>
         <w:jc w:val="both"/>
       </w:pPr>
@@ -980,7 +980,7 @@
     </w:p>
     <w:p>
       <w:pPr>
-        <w:spacing w:line="240" w:lineRule="auto" w:before="80" w:after="20"/>
+        <w:spacing w:line="360" w:lineRule="auto" w:before="80" w:after="20"/>
         <w:ind w:firstLine="480"/>
         <w:jc w:val="both"/>
       </w:pPr>
@@ -997,7 +997,7 @@
     </w:p>
     <w:p>
       <w:pPr>
-        <w:spacing w:line="240" w:lineRule="auto" w:before="0" w:after="20"/>
+        <w:spacing w:line="360" w:lineRule="auto" w:before="0" w:after="20"/>
         <w:ind w:firstLine="480"/>
         <w:jc w:val="both"/>
       </w:pPr>
@@ -1014,7 +1014,7 @@
     </w:p>
     <w:p>
       <w:pPr>
-        <w:spacing w:line="240" w:lineRule="auto" w:before="0" w:after="80"/>
+        <w:spacing w:line="360" w:lineRule="auto" w:before="0" w:after="80"/>
         <w:ind w:firstLine="480"/>
         <w:jc w:val="both"/>
       </w:pPr>
@@ -1042,7 +1042,7 @@
     </w:p>
     <w:p>
       <w:pPr>
-        <w:spacing w:line="240" w:lineRule="auto" w:before="80" w:after="20"/>
+        <w:spacing w:line="360" w:lineRule="auto" w:before="80" w:after="20"/>
         <w:ind w:firstLine="480"/>
         <w:jc w:val="both"/>
       </w:pPr>
@@ -1059,7 +1059,7 @@
     </w:p>
     <w:p>
       <w:pPr>
-        <w:spacing w:line="240" w:lineRule="auto" w:before="0" w:after="20"/>
+        <w:spacing w:line="360" w:lineRule="auto" w:before="0" w:after="20"/>
         <w:ind w:firstLine="480"/>
         <w:jc w:val="both"/>
       </w:pPr>
@@ -1076,7 +1076,7 @@
     </w:p>
     <w:p>
       <w:pPr>
-        <w:spacing w:line="240" w:lineRule="auto" w:before="0" w:after="80"/>
+        <w:spacing w:line="360" w:lineRule="auto" w:before="0" w:after="80"/>
         <w:ind w:firstLine="480"/>
         <w:jc w:val="both"/>
       </w:pPr>

--- a/reports/医药健康产业集团政策监测信息简报_20260818.docx
+++ b/reports/医药健康产业集团政策监测信息简报_20260818.docx
@@ -794,7 +794,7 @@
     </w:p>
     <w:p>
       <w:pPr>
-        <w:spacing w:line="360" w:lineRule="auto" w:before="80" w:after="20"/>
+        <w:spacing w:line="360" w:lineRule="auto" w:before="80" w:after="0"/>
         <w:ind w:firstLine="480"/>
         <w:jc w:val="both"/>
       </w:pPr>
@@ -806,12 +806,12 @@
           <w:color w:val="000000"/>
           <w:sz w:val="24"/>
         </w:rPr>
-        <w:t>1. 《四川省药品监督管理局关于深化药品医疗器械审评审批制度改革鼓励创新药械发展的若干措施》。</w:t>
+        <w:t>1. 《四川省药品监督管理局关于深化药品医疗器械审评审批制度改革鼓励创新药械发展的若干措施》（发布机关：四川省药品监督管理局，发布日期：2026-08-16）</w:t>
       </w:r>
     </w:p>
     <w:p>
       <w:pPr>
-        <w:spacing w:line="360" w:lineRule="auto" w:before="0" w:after="20"/>
+        <w:spacing w:line="360" w:lineRule="auto" w:before="0" w:after="60"/>
         <w:ind w:firstLine="480"/>
         <w:jc w:val="both"/>
       </w:pPr>
@@ -823,15 +823,8 @@
           <w:color w:val="000000"/>
           <w:sz w:val="24"/>
         </w:rPr>
-        <w:t>该文件由四川省药品监督管理局于2026-08-16公开发布。文件摘要与核心要点：【创新药械绿色通道】川药监发〔2026〕18号：对进入国家和省级重大科技专项的创新药、罕见病治疗药、首创医疗器械实行‘提前介入、一企一策、全程辅导’；压缩审评审批与检验检测时限50%；建立全省生物医药企业申报专班对接机制。</w:t>
+        <w:t>文件主要内容与核心要点：【创新药械绿色通道】川药监发〔2026〕18号：对进入国家和省级重大科技专项的创新药、罕见病治疗药、首创医疗器械实行‘提前介入、一企一策、全程辅导’；压缩审评审批与检验检测时限50%；建立全省生物医药企业申报专班对接机制。</w:t>
       </w:r>
-    </w:p>
-    <w:p>
-      <w:pPr>
-        <w:spacing w:line="360" w:lineRule="auto" w:before="0" w:after="80"/>
-        <w:ind w:firstLine="480"/>
-        <w:jc w:val="both"/>
-      </w:pPr>
       <w:r>
         <w:rPr>
           <w:rFonts w:ascii="Times New Roman" w:hAnsi="Times New Roman" w:eastAsia="方正仿宋简体" w:cs="Times New Roman"/>
@@ -840,7 +833,7 @@
           <w:color w:val="000000"/>
           <w:sz w:val="24"/>
         </w:rPr>
-        <w:t>官方原文直达链接：</w:t>
+        <w:t>（官方原文直达：</w:t>
       </w:r>
       <w:r>
         <w:rPr>
@@ -853,10 +846,20 @@
         </w:rPr>
         <w:t>https://yjj.sc.gov.cn/scyjj/c103142/2026/8/16/content_sichuan_mpa_innovate.shtml</w:t>
       </w:r>
+      <w:r>
+        <w:rPr>
+          <w:rFonts w:ascii="Times New Roman" w:hAnsi="Times New Roman" w:eastAsia="方正仿宋简体" w:cs="Times New Roman"/>
+          <w:b w:val="0"/>
+          <w:i w:val="0"/>
+          <w:color w:val="000000"/>
+          <w:sz w:val="24"/>
+        </w:rPr>
+        <w:t>）</w:t>
+      </w:r>
     </w:p>
     <w:p>
       <w:pPr>
-        <w:spacing w:line="360" w:lineRule="auto" w:before="80" w:after="20"/>
+        <w:spacing w:line="360" w:lineRule="auto" w:before="80" w:after="0"/>
         <w:ind w:firstLine="480"/>
         <w:jc w:val="both"/>
       </w:pPr>
@@ -868,12 +871,12 @@
           <w:color w:val="000000"/>
           <w:sz w:val="24"/>
         </w:rPr>
-        <w:t>2. 《四川省发展和改革委员会等部门关于印发《四川省支持医用同位素及放射性药物产业高质量发展若干政策实施细则》的通知》。</w:t>
+        <w:t>2. 《四川省发展和改革委员会等部门关于印发《四川省支持医用同位素及放射性药物产业高质量发展若干政策实施细则》的通知》（发布机关：四川省发展改革委 省经济和信息化厅，发布日期：2026-08-15）</w:t>
       </w:r>
     </w:p>
     <w:p>
       <w:pPr>
-        <w:spacing w:line="360" w:lineRule="auto" w:before="0" w:after="20"/>
+        <w:spacing w:line="360" w:lineRule="auto" w:before="0" w:after="60"/>
         <w:ind w:firstLine="480"/>
         <w:jc w:val="both"/>
       </w:pPr>
@@ -885,15 +888,8 @@
           <w:color w:val="000000"/>
           <w:sz w:val="24"/>
         </w:rPr>
-        <w:t>该文件由四川省发展改革委 省经济和信息化厅于2026-08-15公开发布。文件摘要与核心要点：【资金奖补最高2000万】重点支持医用核素堆照分离纯化线建设、靶向放射性新药研发及临床试验。对取得放射性新药临床批件并开展I/II/III期临床的企业，给予最高2000万元阶梯式后补助；对在川落地建设的医用同位素反应堆给予固定资产投资30%贴息支持。</w:t>
+        <w:t>文件主要内容与核心要点：【资金奖补最高2000万】重点支持医用核素堆照分离纯化线建设、靶向放射性新药研发及临床试验。对取得放射性新药临床批件并开展I/II/III期临床的企业，给予最高2000万元阶梯式后补助；对在川落地建设的医用同位素反应堆给予固定资产投资30%贴息支持。</w:t>
       </w:r>
-    </w:p>
-    <w:p>
-      <w:pPr>
-        <w:spacing w:line="360" w:lineRule="auto" w:before="0" w:after="80"/>
-        <w:ind w:firstLine="480"/>
-        <w:jc w:val="both"/>
-      </w:pPr>
       <w:r>
         <w:rPr>
           <w:rFonts w:ascii="Times New Roman" w:hAnsi="Times New Roman" w:eastAsia="方正仿宋简体" w:cs="Times New Roman"/>
@@ -902,7 +898,7 @@
           <w:color w:val="000000"/>
           <w:sz w:val="24"/>
         </w:rPr>
-        <w:t>官方原文直达链接：</w:t>
+        <w:t>（官方原文直达：</w:t>
       </w:r>
       <w:r>
         <w:rPr>
@@ -915,10 +911,20 @@
         </w:rPr>
         <w:t>https://fgw.sc.gov.cn/sfgw/c106092/2026/8/15/content_sichuan_nuclear_med.shtml</w:t>
       </w:r>
+      <w:r>
+        <w:rPr>
+          <w:rFonts w:ascii="Times New Roman" w:hAnsi="Times New Roman" w:eastAsia="方正仿宋简体" w:cs="Times New Roman"/>
+          <w:b w:val="0"/>
+          <w:i w:val="0"/>
+          <w:color w:val="000000"/>
+          <w:sz w:val="24"/>
+        </w:rPr>
+        <w:t>）</w:t>
+      </w:r>
     </w:p>
     <w:p>
       <w:pPr>
-        <w:spacing w:line="360" w:lineRule="auto" w:before="80" w:after="20"/>
+        <w:spacing w:line="360" w:lineRule="auto" w:before="80" w:after="0"/>
         <w:ind w:firstLine="480"/>
         <w:jc w:val="both"/>
       </w:pPr>
@@ -930,12 +936,12 @@
           <w:color w:val="000000"/>
           <w:sz w:val="24"/>
         </w:rPr>
-        <w:t>3. 《国家药品监督管理局 国家卫生健康委关于印发《放射性药品审评审批工作程序及临床急需通道操作细则》的通知》。</w:t>
+        <w:t>3. 《国家药品监督管理局 国家卫生健康委关于印发《放射性药品审评审批工作程序及临床急需通道操作细则》的通知》（发布机关：国家药监局 国家卫健委，发布日期：2026-08-14）</w:t>
       </w:r>
     </w:p>
     <w:p>
       <w:pPr>
-        <w:spacing w:line="360" w:lineRule="auto" w:before="0" w:after="20"/>
+        <w:spacing w:line="360" w:lineRule="auto" w:before="0" w:after="60"/>
         <w:ind w:firstLine="480"/>
         <w:jc w:val="both"/>
       </w:pPr>
@@ -947,15 +953,8 @@
           <w:color w:val="000000"/>
           <w:sz w:val="24"/>
         </w:rPr>
-        <w:t>该文件由国家药监局 国家卫健委于2026-08-14公开发布。文件摘要与核心要点：【审评绿色通道】国药监综药注〔2026〕48号：针对治疗用放射性药物、医用同位素短半衰期特性，建立60个工作日快速审评审批通道与随到随检机制；明确医疗机构自制放射性制剂区域内调剂使用备案流程。</w:t>
+        <w:t>文件主要内容与核心要点：【审评绿色通道】国药监综药注〔2026〕48号：针对治疗用放射性药物、医用同位素短半衰期特性，建立60个工作日快速审评审批通道与随到随检机制；明确医疗机构自制放射性制剂区域内调剂使用备案流程。</w:t>
       </w:r>
-    </w:p>
-    <w:p>
-      <w:pPr>
-        <w:spacing w:line="360" w:lineRule="auto" w:before="0" w:after="80"/>
-        <w:ind w:firstLine="480"/>
-        <w:jc w:val="both"/>
-      </w:pPr>
       <w:r>
         <w:rPr>
           <w:rFonts w:ascii="Times New Roman" w:hAnsi="Times New Roman" w:eastAsia="方正仿宋简体" w:cs="Times New Roman"/>
@@ -964,7 +963,7 @@
           <w:color w:val="000000"/>
           <w:sz w:val="24"/>
         </w:rPr>
-        <w:t>官方原文直达链接：</w:t>
+        <w:t>（官方原文直达：</w:t>
       </w:r>
       <w:r>
         <w:rPr>
@@ -977,10 +976,20 @@
         </w:rPr>
         <w:t>https://www.nmpa.gov.cn/xxgk/fgwj/gzwj/gzwjyp/20260814163000101.html</w:t>
       </w:r>
+      <w:r>
+        <w:rPr>
+          <w:rFonts w:ascii="Times New Roman" w:hAnsi="Times New Roman" w:eastAsia="方正仿宋简体" w:cs="Times New Roman"/>
+          <w:b w:val="0"/>
+          <w:i w:val="0"/>
+          <w:color w:val="000000"/>
+          <w:sz w:val="24"/>
+        </w:rPr>
+        <w:t>）</w:t>
+      </w:r>
     </w:p>
     <w:p>
       <w:pPr>
-        <w:spacing w:line="360" w:lineRule="auto" w:before="80" w:after="20"/>
+        <w:spacing w:line="360" w:lineRule="auto" w:before="80" w:after="0"/>
         <w:ind w:firstLine="480"/>
         <w:jc w:val="both"/>
       </w:pPr>
@@ -992,12 +1001,12 @@
           <w:color w:val="000000"/>
           <w:sz w:val="24"/>
         </w:rPr>
-        <w:t>4. 《四川省药品监督管理局关于加强放射性药品生产经营监管促进核医疗产业健康发展的指导意见》。</w:t>
+        <w:t>4. 《四川省药品监督管理局关于加强放射性药品生产经营监管促进核医疗产业健康发展的指导意见》（发布机关：四川省药品监督管理局，发布日期：2026-08-13）</w:t>
       </w:r>
     </w:p>
     <w:p>
       <w:pPr>
-        <w:spacing w:line="360" w:lineRule="auto" w:before="0" w:after="20"/>
+        <w:spacing w:line="360" w:lineRule="auto" w:before="0" w:after="60"/>
         <w:ind w:firstLine="480"/>
         <w:jc w:val="both"/>
       </w:pPr>
@@ -1009,15 +1018,8 @@
           <w:color w:val="000000"/>
           <w:sz w:val="24"/>
         </w:rPr>
-        <w:t>该文件由四川省药品监督管理局于2026-08-13公开发布。文件摘要与核心要点：【核药监管与合规保障】川药监办〔2026〕29号：明确短半衰期医用核素及靶向放药生产许可（GMP）快速现场核查规程；支持天府国际生物城及乐山核技术基地建设区域放射性药品检测中心，优化院内放药制剂调剂使用审批流程。</w:t>
+        <w:t>文件主要内容与核心要点：【核药监管与合规保障】川药监办〔2026〕29号：明确短半衰期医用核素及靶向放药生产许可（GMP）快速现场核查规程；支持天府国际生物城及乐山核技术基地建设区域放射性药品检测中心，优化院内放药制剂调剂使用审批流程。</w:t>
       </w:r>
-    </w:p>
-    <w:p>
-      <w:pPr>
-        <w:spacing w:line="360" w:lineRule="auto" w:before="0" w:after="80"/>
-        <w:ind w:firstLine="480"/>
-        <w:jc w:val="both"/>
-      </w:pPr>
       <w:r>
         <w:rPr>
           <w:rFonts w:ascii="Times New Roman" w:hAnsi="Times New Roman" w:eastAsia="方正仿宋简体" w:cs="Times New Roman"/>
@@ -1026,7 +1028,7 @@
           <w:color w:val="000000"/>
           <w:sz w:val="24"/>
         </w:rPr>
-        <w:t>官方原文直达链接：</w:t>
+        <w:t>（官方原文直达：</w:t>
       </w:r>
       <w:r>
         <w:rPr>
@@ -1039,10 +1041,20 @@
         </w:rPr>
         <w:t>https://yjj.sc.gov.cn/scyjj/c103142/2026/8/13/content_sichuan_mpa_nuclear.shtml</w:t>
       </w:r>
+      <w:r>
+        <w:rPr>
+          <w:rFonts w:ascii="Times New Roman" w:hAnsi="Times New Roman" w:eastAsia="方正仿宋简体" w:cs="Times New Roman"/>
+          <w:b w:val="0"/>
+          <w:i w:val="0"/>
+          <w:color w:val="000000"/>
+          <w:sz w:val="24"/>
+        </w:rPr>
+        <w:t>）</w:t>
+      </w:r>
     </w:p>
     <w:p>
       <w:pPr>
-        <w:spacing w:line="360" w:lineRule="auto" w:before="80" w:after="20"/>
+        <w:spacing w:line="360" w:lineRule="auto" w:before="80" w:after="0"/>
         <w:ind w:firstLine="480"/>
         <w:jc w:val="both"/>
       </w:pPr>
@@ -1054,12 +1066,12 @@
           <w:color w:val="000000"/>
           <w:sz w:val="24"/>
         </w:rPr>
-        <w:t>5. 《四川省科学技术厅关于发布《2026年度重大新药创制与现代中药科技重大专项申报指南》的通知》。</w:t>
+        <w:t>5. 《四川省科学技术厅关于发布《2026年度重大新药创制与现代中药科技重大专项申报指南》的通知》（发布机关：四川省科学技术厅，发布日期：2026-08-12）</w:t>
       </w:r>
     </w:p>
     <w:p>
       <w:pPr>
-        <w:spacing w:line="360" w:lineRule="auto" w:before="0" w:after="20"/>
+        <w:spacing w:line="360" w:lineRule="auto" w:before="0" w:after="60"/>
         <w:ind w:firstLine="480"/>
         <w:jc w:val="both"/>
       </w:pPr>
@@ -1071,15 +1083,8 @@
           <w:color w:val="000000"/>
           <w:sz w:val="24"/>
         </w:rPr>
-        <w:t>该文件由四川省科学技术厅于2026-08-12公开发布。文件摘要与核心要点：【科技专项资助最高1000万】川科农〔2026〕62号：重点支持前沿生物药（ADC、双抗、mRNA）、小分子靶向创新药、现代中药大品种二次开发。设立揭榜挂帅项目，单个项目财政科技资金资助最高1000万元，牵头企业自筹配套比例不低于1:1。</w:t>
+        <w:t>文件主要内容与核心要点：【科技专项资助最高1000万】川科农〔2026〕62号：重点支持前沿生物药（ADC、双抗、mRNA）、小分子靶向创新药、现代中药大品种二次开发。设立揭榜挂帅项目，单个项目财政科技资金资助最高1000万元，牵头企业自筹配套比例不低于1:1。</w:t>
       </w:r>
-    </w:p>
-    <w:p>
-      <w:pPr>
-        <w:spacing w:line="360" w:lineRule="auto" w:before="0" w:after="80"/>
-        <w:ind w:firstLine="480"/>
-        <w:jc w:val="both"/>
-      </w:pPr>
       <w:r>
         <w:rPr>
           <w:rFonts w:ascii="Times New Roman" w:hAnsi="Times New Roman" w:eastAsia="方正仿宋简体" w:cs="Times New Roman"/>
@@ -1088,7 +1093,7 @@
           <w:color w:val="000000"/>
           <w:sz w:val="24"/>
         </w:rPr>
-        <w:t>官方原文直达链接：</w:t>
+        <w:t>（官方原文直达：</w:t>
       </w:r>
       <w:r>
         <w:rPr>
@@ -1100,6 +1105,16 @@
           <w:u w:val="single"/>
         </w:rPr>
         <w:t>https://kjt.sc.gov.cn/kjt/gstz/20260812/content_sichuan_major_pharma.shtml</w:t>
+      </w:r>
+      <w:r>
+        <w:rPr>
+          <w:rFonts w:ascii="Times New Roman" w:hAnsi="Times New Roman" w:eastAsia="方正仿宋简体" w:cs="Times New Roman"/>
+          <w:b w:val="0"/>
+          <w:i w:val="0"/>
+          <w:color w:val="000000"/>
+          <w:sz w:val="24"/>
+        </w:rPr>
+        <w:t>）</w:t>
       </w:r>
     </w:p>
     <w:sectPr>
